--- a/checklist/trace-ai-checklist.docx
+++ b/checklist/trace-ai-checklist.docx
@@ -8,12 +8,12 @@
         <w:spacing w:before="180" w:after="180" w:line="240" w:lineRule="auto"/>
         <w:jc w:val="both"/>
         <w:rPr>
+          <w:b/>
+          <w:bCs/>
           <w:sz w:val="22"/>
           <w:szCs w:val="22"/>
         </w:rPr>
       </w:pPr>
-      <w:bookmarkStart w:id="0" w:name="_nouwa088eq5f" w:colFirst="0" w:colLast="0"/>
-      <w:bookmarkEnd w:id="0"/>
       <w:r>
         <w:rPr>
           <w:b/>
@@ -21,1682 +21,1633 @@
           <w:sz w:val="22"/>
           <w:szCs w:val="22"/>
         </w:rPr>
-        <w:t xml:space="preserve">Table 1. </w:t>
-      </w:r>
-      <w:r>
-        <w:rPr>
-          <w:sz w:val="22"/>
-          <w:szCs w:val="22"/>
-        </w:rPr>
-        <w:t xml:space="preserve">TRACE-AI publication checklist for Transparent Reporting for Agentic Catalysis Enabled by Artificial Intelligence, maintained as a living, versioned community standard at </w:t>
-      </w:r>
-      <w:hyperlink r:id="rId8">
-        <w:r>
-          <w:rPr>
-            <w:color w:val="1155CC"/>
-            <w:sz w:val="22"/>
-            <w:szCs w:val="22"/>
-            <w:u w:val="single"/>
-          </w:rPr>
-          <w:t>https://github.com/trace-ai-community/trace-ai-checklist</w:t>
-        </w:r>
-      </w:hyperlink>
-      <w:r>
-        <w:rPr>
-          <w:sz w:val="22"/>
-          <w:szCs w:val="22"/>
-        </w:rPr>
-        <w:t xml:space="preserve">. </w:t>
+        <w:t xml:space="preserve">TRACE-AI publication checklist </w:t>
       </w:r>
     </w:p>
     <w:tbl>
       <w:tblPr>
-        <w:tblStyle w:val="a"/>
-        <w:tblW w:w="9735" w:type="dxa"/>
-        <w:tblInd w:w="0" w:type="dxa"/>
+        <w:tblW w:w="9350" w:type="dxa"/>
+        <w:jc w:val="center"/>
         <w:tblBorders>
-          <w:top w:val="nil"/>
-          <w:left w:val="nil"/>
-          <w:bottom w:val="nil"/>
-          <w:right w:val="nil"/>
-          <w:insideH w:val="nil"/>
-          <w:insideV w:val="nil"/>
+          <w:top w:val="single" w:sz="8" w:space="0" w:color="303030"/>
+          <w:left w:val="single" w:sz="8" w:space="0" w:color="303030"/>
+          <w:bottom w:val="single" w:sz="8" w:space="0" w:color="303030"/>
+          <w:right w:val="single" w:sz="8" w:space="0" w:color="303030"/>
+          <w:insideH w:val="single" w:sz="8" w:space="0" w:color="303030"/>
+          <w:insideV w:val="single" w:sz="8" w:space="0" w:color="303030"/>
         </w:tblBorders>
         <w:tblLayout w:type="fixed"/>
-        <w:tblLook w:val="0600" w:firstRow="0" w:lastRow="0" w:firstColumn="0" w:lastColumn="0" w:noHBand="1" w:noVBand="1"/>
+        <w:tblLook w:val="04A0" w:firstRow="1" w:lastRow="0" w:firstColumn="1" w:lastColumn="0" w:noHBand="0" w:noVBand="1"/>
       </w:tblPr>
       <w:tblGrid>
-        <w:gridCol w:w="8468"/>
-        <w:gridCol w:w="1267"/>
+        <w:gridCol w:w="8720"/>
+        <w:gridCol w:w="630"/>
       </w:tblGrid>
       <w:tr>
         <w:trPr>
-          <w:trHeight w:val="330"/>
+          <w:cantSplit/>
+          <w:tblHeader/>
+          <w:jc w:val="center"/>
         </w:trPr>
         <w:tc>
           <w:tcPr>
-            <w:tcW w:w="8467" w:type="dxa"/>
-            <w:tcBorders>
-              <w:top w:val="single" w:sz="7" w:space="0" w:color="000000"/>
-              <w:left w:val="single" w:sz="7" w:space="0" w:color="000000"/>
-              <w:bottom w:val="single" w:sz="7" w:space="0" w:color="000000"/>
-              <w:right w:val="single" w:sz="7" w:space="0" w:color="000000"/>
-            </w:tcBorders>
-            <w:shd w:val="clear" w:color="auto" w:fill="D9E1F2"/>
-            <w:tcMar>
-              <w:top w:w="60" w:type="dxa"/>
-              <w:left w:w="80" w:type="dxa"/>
-              <w:bottom w:w="60" w:type="dxa"/>
-              <w:right w:w="80" w:type="dxa"/>
-            </w:tcMar>
+            <w:tcW w:w="9350" w:type="dxa"/>
+            <w:gridSpan w:val="2"/>
+            <w:shd w:val="clear" w:color="auto" w:fill="D9E3F2"/>
+            <w:tcMar>
+              <w:top w:w="55" w:type="dxa"/>
+              <w:left w:w="85" w:type="dxa"/>
+              <w:bottom w:w="55" w:type="dxa"/>
+              <w:right w:w="85" w:type="dxa"/>
+            </w:tcMar>
+            <w:vAlign w:val="center"/>
           </w:tcPr>
           <w:p>
             <w:pPr>
               <w:spacing w:line="240" w:lineRule="auto"/>
-              <w:ind w:left="140" w:right="140"/>
+              <w:rPr>
+                <w:sz w:val="20"/>
+                <w:szCs w:val="21"/>
+              </w:rPr>
+            </w:pPr>
+            <w:r>
               <w:rPr>
                 <w:b/>
-                <w:bCs/>
-                <w:sz w:val="20"/>
-                <w:szCs w:val="20"/>
-              </w:rPr>
-            </w:pPr>
-            <w:r>
-              <w:rPr>
-                <w:b/>
-                <w:bCs/>
-                <w:sz w:val="20"/>
-                <w:szCs w:val="20"/>
-              </w:rPr>
-              <w:t>Items to check (each should be verifiable in manuscript/SI and linked artifacts)</w:t>
-            </w:r>
-          </w:p>
-        </w:tc>
-        <w:tc>
-          <w:tcPr>
-            <w:tcW w:w="1267" w:type="dxa"/>
-            <w:tcBorders>
-              <w:top w:val="single" w:sz="7" w:space="0" w:color="000000"/>
-              <w:left w:val="nil"/>
-              <w:bottom w:val="single" w:sz="7" w:space="0" w:color="000000"/>
-              <w:right w:val="single" w:sz="7" w:space="0" w:color="000000"/>
-            </w:tcBorders>
-            <w:shd w:val="clear" w:color="auto" w:fill="D9E1F2"/>
-            <w:tcMar>
-              <w:top w:w="60" w:type="dxa"/>
-              <w:left w:w="80" w:type="dxa"/>
-              <w:bottom w:w="60" w:type="dxa"/>
-              <w:right w:w="80" w:type="dxa"/>
-            </w:tcMar>
-          </w:tcPr>
-          <w:p>
-            <w:pPr>
-              <w:spacing w:line="240" w:lineRule="auto"/>
-              <w:ind w:left="140" w:right="140"/>
-              <w:rPr>
-                <w:b/>
-                <w:bCs/>
-                <w:sz w:val="20"/>
-                <w:szCs w:val="20"/>
-              </w:rPr>
-            </w:pPr>
-            <w:r>
-              <w:rPr>
-                <w:b/>
-                <w:bCs/>
-                <w:sz w:val="20"/>
-                <w:szCs w:val="20"/>
-              </w:rPr>
-              <w:t>Y/N/N-A</w:t>
+                <w:sz w:val="20"/>
+                <w:szCs w:val="21"/>
+              </w:rPr>
+              <w:t>Items to check (each should be verifiable in manuscript, SI, or linked artifacts)</w:t>
             </w:r>
           </w:p>
         </w:tc>
       </w:tr>
       <w:tr>
         <w:trPr>
-          <w:trHeight w:val="300"/>
+          <w:cantSplit/>
+          <w:jc w:val="center"/>
         </w:trPr>
         <w:tc>
           <w:tcPr>
-            <w:tcW w:w="9734" w:type="dxa"/>
+            <w:tcW w:w="9350" w:type="dxa"/>
             <w:gridSpan w:val="2"/>
-            <w:tcBorders>
-              <w:top w:val="nil"/>
-              <w:left w:val="single" w:sz="7" w:space="0" w:color="000000"/>
-              <w:bottom w:val="single" w:sz="7" w:space="0" w:color="000000"/>
-              <w:right w:val="single" w:sz="7" w:space="0" w:color="000000"/>
-            </w:tcBorders>
-            <w:shd w:val="clear" w:color="auto" w:fill="F2F2F2"/>
-            <w:tcMar>
-              <w:top w:w="40" w:type="dxa"/>
-              <w:left w:w="80" w:type="dxa"/>
-              <w:bottom w:w="40" w:type="dxa"/>
-              <w:right w:w="80" w:type="dxa"/>
-            </w:tcMar>
-          </w:tcPr>
-          <w:p>
-            <w:pPr>
-              <w:spacing w:line="240" w:lineRule="auto"/>
-              <w:ind w:left="140" w:right="140"/>
+            <w:shd w:val="clear" w:color="auto" w:fill="E6E6E6"/>
+            <w:tcMar>
+              <w:top w:w="35" w:type="dxa"/>
+              <w:left w:w="85" w:type="dxa"/>
+              <w:bottom w:w="35" w:type="dxa"/>
+              <w:right w:w="85" w:type="dxa"/>
+            </w:tcMar>
+            <w:vAlign w:val="center"/>
+          </w:tcPr>
+          <w:p>
+            <w:pPr>
+              <w:spacing w:before="120" w:line="240" w:lineRule="auto"/>
+              <w:rPr>
+                <w:sz w:val="20"/>
+                <w:szCs w:val="21"/>
+              </w:rPr>
+            </w:pPr>
+            <w:r>
               <w:rPr>
                 <w:b/>
-                <w:bCs/>
-                <w:sz w:val="20"/>
-                <w:szCs w:val="20"/>
-              </w:rPr>
-            </w:pPr>
+                <w:sz w:val="20"/>
+                <w:szCs w:val="21"/>
+              </w:rPr>
+              <w:t xml:space="preserve">A. Data </w:t>
+            </w:r>
             <w:r>
               <w:rPr>
                 <w:b/>
-                <w:bCs/>
-                <w:sz w:val="20"/>
-                <w:szCs w:val="20"/>
-              </w:rPr>
-              <w:t>A. Data Management</w:t>
+                <w:sz w:val="20"/>
+                <w:szCs w:val="21"/>
+              </w:rPr>
+              <w:t>m</w:t>
+            </w:r>
+            <w:r>
+              <w:rPr>
+                <w:b/>
+                <w:sz w:val="20"/>
+                <w:szCs w:val="21"/>
+              </w:rPr>
+              <w:t>anagement</w:t>
             </w:r>
           </w:p>
         </w:tc>
       </w:tr>
       <w:tr>
         <w:trPr>
-          <w:trHeight w:val="300"/>
+          <w:cantSplit/>
+          <w:jc w:val="center"/>
         </w:trPr>
         <w:tc>
           <w:tcPr>
-            <w:tcW w:w="8467" w:type="dxa"/>
-            <w:tcBorders>
-              <w:top w:val="nil"/>
-              <w:left w:val="single" w:sz="7" w:space="0" w:color="000000"/>
-              <w:bottom w:val="single" w:sz="7" w:space="0" w:color="000000"/>
-              <w:right w:val="single" w:sz="7" w:space="0" w:color="000000"/>
-            </w:tcBorders>
-            <w:tcMar>
-              <w:top w:w="40" w:type="dxa"/>
-              <w:left w:w="80" w:type="dxa"/>
-              <w:bottom w:w="40" w:type="dxa"/>
-              <w:right w:w="80" w:type="dxa"/>
-            </w:tcMar>
+            <w:tcW w:w="8720" w:type="dxa"/>
+            <w:tcMar>
+              <w:top w:w="28" w:type="dxa"/>
+              <w:left w:w="85" w:type="dxa"/>
+              <w:bottom w:w="28" w:type="dxa"/>
+              <w:right w:w="85" w:type="dxa"/>
+            </w:tcMar>
+            <w:vAlign w:val="center"/>
+          </w:tcPr>
+          <w:p>
+            <w:pPr>
+              <w:spacing w:line="235" w:lineRule="auto"/>
+              <w:rPr>
+                <w:sz w:val="20"/>
+                <w:szCs w:val="21"/>
+              </w:rPr>
+            </w:pPr>
+            <w:r>
+              <w:rPr>
+                <w:sz w:val="20"/>
+                <w:szCs w:val="21"/>
+              </w:rPr>
+              <w:t>A1. Describe semantic and numerical harmonization steps and any unresolved issues when using multi-source data and heterogeneous data types (e.g., raw files, spreadsheets, literature).</w:t>
+            </w:r>
+          </w:p>
+        </w:tc>
+        <w:tc>
+          <w:tcPr>
+            <w:tcW w:w="630" w:type="dxa"/>
+            <w:tcMar>
+              <w:top w:w="28" w:type="dxa"/>
+              <w:left w:w="85" w:type="dxa"/>
+              <w:bottom w:w="28" w:type="dxa"/>
+              <w:right w:w="85" w:type="dxa"/>
+            </w:tcMar>
+            <w:vAlign w:val="center"/>
           </w:tcPr>
           <w:p>
             <w:pPr>
               <w:spacing w:line="240" w:lineRule="auto"/>
-              <w:ind w:left="140" w:right="140"/>
-              <w:rPr>
-                <w:sz w:val="20"/>
-                <w:szCs w:val="20"/>
-              </w:rPr>
-            </w:pPr>
-            <w:r>
-              <w:rPr>
-                <w:sz w:val="20"/>
-                <w:szCs w:val="20"/>
-              </w:rPr>
-              <w:t xml:space="preserve">A1. Describe semantic and numerical harmonization steps and unresolved issues, if using multi-source data and data types (e.g., raw data files, spreadsheets, published literature). </w:t>
-            </w:r>
-          </w:p>
-        </w:tc>
-        <w:tc>
-          <w:tcPr>
-            <w:tcW w:w="1267" w:type="dxa"/>
-            <w:tcBorders>
-              <w:top w:val="nil"/>
-              <w:left w:val="nil"/>
-              <w:bottom w:val="single" w:sz="7" w:space="0" w:color="000000"/>
-              <w:right w:val="single" w:sz="7" w:space="0" w:color="000000"/>
-            </w:tcBorders>
-            <w:tcMar>
-              <w:top w:w="40" w:type="dxa"/>
-              <w:left w:w="40" w:type="dxa"/>
-              <w:bottom w:w="40" w:type="dxa"/>
-              <w:right w:w="40" w:type="dxa"/>
-            </w:tcMar>
-          </w:tcPr>
-          <w:p>
-            <w:pPr>
-              <w:spacing w:line="240" w:lineRule="auto"/>
-              <w:ind w:left="140" w:right="140"/>
               <w:jc w:val="center"/>
-              <w:rPr>
-                <w:sz w:val="20"/>
-                <w:szCs w:val="20"/>
-              </w:rPr>
-            </w:pPr>
-            <w:r>
-              <w:rPr>
-                <w:sz w:val="20"/>
-                <w:szCs w:val="20"/>
-              </w:rPr>
-              <w:t xml:space="preserve"> </w:t>
-            </w:r>
+            </w:pPr>
+            <w:sdt>
+              <w:sdtPr>
+                <w:alias w:val="A1"/>
+                <w:tag w:val="A1"/>
+                <w:id w:val="100002"/>
+                <w14:checkbox>
+                  <w14:checked w14:val="0"/>
+                  <w14:checkedState w14:val="2611" w14:font="MS Gothic"/>
+                  <w14:uncheckedState w14:val="2610" w14:font="MS Gothic"/>
+                </w14:checkbox>
+              </w:sdtPr>
+              <w:sdtContent>
+                <w:r>
+                  <w:rPr>
+                    <w:rFonts w:ascii="MS Gothic" w:eastAsia="MS Gothic" w:hAnsi="MS Gothic" w:hint="eastAsia"/>
+                  </w:rPr>
+                  <w:t>☐</w:t>
+                </w:r>
+              </w:sdtContent>
+            </w:sdt>
           </w:p>
         </w:tc>
       </w:tr>
       <w:tr>
         <w:trPr>
-          <w:trHeight w:val="300"/>
+          <w:cantSplit/>
+          <w:jc w:val="center"/>
         </w:trPr>
         <w:tc>
           <w:tcPr>
-            <w:tcW w:w="8467" w:type="dxa"/>
-            <w:tcBorders>
-              <w:top w:val="nil"/>
-              <w:left w:val="single" w:sz="7" w:space="0" w:color="000000"/>
-              <w:bottom w:val="single" w:sz="7" w:space="0" w:color="000000"/>
-              <w:right w:val="single" w:sz="7" w:space="0" w:color="000000"/>
-            </w:tcBorders>
-            <w:tcMar>
-              <w:top w:w="40" w:type="dxa"/>
-              <w:left w:w="80" w:type="dxa"/>
-              <w:bottom w:w="40" w:type="dxa"/>
-              <w:right w:w="80" w:type="dxa"/>
-            </w:tcMar>
+            <w:tcW w:w="8720" w:type="dxa"/>
+            <w:tcMar>
+              <w:top w:w="28" w:type="dxa"/>
+              <w:left w:w="85" w:type="dxa"/>
+              <w:bottom w:w="28" w:type="dxa"/>
+              <w:right w:w="85" w:type="dxa"/>
+            </w:tcMar>
+            <w:vAlign w:val="center"/>
+          </w:tcPr>
+          <w:p>
+            <w:pPr>
+              <w:spacing w:line="235" w:lineRule="auto"/>
+              <w:rPr>
+                <w:sz w:val="20"/>
+                <w:szCs w:val="21"/>
+              </w:rPr>
+            </w:pPr>
+            <w:r>
+              <w:rPr>
+                <w:sz w:val="20"/>
+                <w:szCs w:val="21"/>
+              </w:rPr>
+              <w:t>A2. Provide processing code that regenerates the ML-ready dataset from source data, and state how dataset equivalence is checked (e.g., record counts, IDs).</w:t>
+            </w:r>
+          </w:p>
+        </w:tc>
+        <w:tc>
+          <w:tcPr>
+            <w:tcW w:w="630" w:type="dxa"/>
+            <w:tcMar>
+              <w:top w:w="28" w:type="dxa"/>
+              <w:left w:w="85" w:type="dxa"/>
+              <w:bottom w:w="28" w:type="dxa"/>
+              <w:right w:w="85" w:type="dxa"/>
+            </w:tcMar>
+            <w:vAlign w:val="center"/>
           </w:tcPr>
           <w:p>
             <w:pPr>
               <w:spacing w:line="240" w:lineRule="auto"/>
-              <w:ind w:left="140" w:right="140"/>
-              <w:rPr>
-                <w:sz w:val="20"/>
-                <w:szCs w:val="20"/>
-              </w:rPr>
-            </w:pPr>
-            <w:r>
-              <w:rPr>
-                <w:sz w:val="20"/>
-                <w:szCs w:val="20"/>
-              </w:rPr>
-              <w:t xml:space="preserve">A2. Provide processing code that regenerates the ML-ready dataset from source </w:t>
-            </w:r>
-            <w:proofErr w:type="gramStart"/>
-            <w:r>
-              <w:rPr>
-                <w:sz w:val="20"/>
-                <w:szCs w:val="20"/>
-              </w:rPr>
-              <w:t>data, and</w:t>
-            </w:r>
-            <w:proofErr w:type="gramEnd"/>
-            <w:r>
-              <w:rPr>
-                <w:sz w:val="20"/>
-                <w:szCs w:val="20"/>
-              </w:rPr>
-              <w:t xml:space="preserve"> clearly state how dataset equivalence is checked (record counts/IDs, </w:t>
-            </w:r>
-            <w:proofErr w:type="spellStart"/>
-            <w:r>
-              <w:rPr>
-                <w:sz w:val="20"/>
-                <w:szCs w:val="20"/>
-              </w:rPr>
-              <w:t>etc</w:t>
-            </w:r>
-            <w:proofErr w:type="spellEnd"/>
-            <w:r>
-              <w:rPr>
-                <w:sz w:val="20"/>
-                <w:szCs w:val="20"/>
-              </w:rPr>
-              <w:t>).</w:t>
-            </w:r>
-          </w:p>
-        </w:tc>
-        <w:tc>
-          <w:tcPr>
-            <w:tcW w:w="1267" w:type="dxa"/>
-            <w:tcBorders>
-              <w:top w:val="nil"/>
-              <w:left w:val="nil"/>
-              <w:bottom w:val="single" w:sz="7" w:space="0" w:color="000000"/>
-              <w:right w:val="single" w:sz="7" w:space="0" w:color="000000"/>
-            </w:tcBorders>
-            <w:tcMar>
-              <w:top w:w="40" w:type="dxa"/>
-              <w:left w:w="40" w:type="dxa"/>
-              <w:bottom w:w="40" w:type="dxa"/>
-              <w:right w:w="40" w:type="dxa"/>
-            </w:tcMar>
-          </w:tcPr>
-          <w:p>
-            <w:pPr>
-              <w:spacing w:line="240" w:lineRule="auto"/>
-              <w:ind w:left="140" w:right="140"/>
               <w:jc w:val="center"/>
-              <w:rPr>
-                <w:sz w:val="20"/>
-                <w:szCs w:val="20"/>
-              </w:rPr>
-            </w:pPr>
-            <w:r>
-              <w:rPr>
-                <w:sz w:val="20"/>
-                <w:szCs w:val="20"/>
-              </w:rPr>
-              <w:t xml:space="preserve"> </w:t>
-            </w:r>
+            </w:pPr>
+            <w:sdt>
+              <w:sdtPr>
+                <w:alias w:val="A2"/>
+                <w:tag w:val="A2"/>
+                <w:id w:val="100003"/>
+                <w14:checkbox>
+                  <w14:checked w14:val="0"/>
+                  <w14:checkedState w14:val="2611" w14:font="MS Gothic"/>
+                  <w14:uncheckedState w14:val="2610" w14:font="MS Gothic"/>
+                </w14:checkbox>
+              </w:sdtPr>
+              <w:sdtContent>
+                <w:r>
+                  <w:rPr>
+                    <w:rFonts w:ascii="MS Gothic" w:eastAsia="MS Gothic" w:hAnsi="MS Gothic" w:cs="MS Gothic"/>
+                    <w:sz w:val="24"/>
+                  </w:rPr>
+                  <w:t>☐</w:t>
+                </w:r>
+              </w:sdtContent>
+            </w:sdt>
           </w:p>
         </w:tc>
       </w:tr>
       <w:tr>
         <w:trPr>
-          <w:trHeight w:val="300"/>
+          <w:cantSplit/>
+          <w:jc w:val="center"/>
         </w:trPr>
         <w:tc>
           <w:tcPr>
-            <w:tcW w:w="8467" w:type="dxa"/>
-            <w:tcBorders>
-              <w:top w:val="nil"/>
-              <w:left w:val="single" w:sz="7" w:space="0" w:color="000000"/>
-              <w:bottom w:val="single" w:sz="7" w:space="0" w:color="000000"/>
-              <w:right w:val="single" w:sz="7" w:space="0" w:color="000000"/>
-            </w:tcBorders>
-            <w:tcMar>
-              <w:top w:w="40" w:type="dxa"/>
-              <w:left w:w="80" w:type="dxa"/>
-              <w:bottom w:w="40" w:type="dxa"/>
-              <w:right w:w="80" w:type="dxa"/>
-            </w:tcMar>
+            <w:tcW w:w="8720" w:type="dxa"/>
+            <w:tcMar>
+              <w:top w:w="28" w:type="dxa"/>
+              <w:left w:w="85" w:type="dxa"/>
+              <w:bottom w:w="28" w:type="dxa"/>
+              <w:right w:w="85" w:type="dxa"/>
+            </w:tcMar>
+            <w:vAlign w:val="center"/>
+          </w:tcPr>
+          <w:p>
+            <w:pPr>
+              <w:spacing w:line="235" w:lineRule="auto"/>
+              <w:rPr>
+                <w:sz w:val="20"/>
+                <w:szCs w:val="21"/>
+              </w:rPr>
+            </w:pPr>
+            <w:r>
+              <w:rPr>
+                <w:sz w:val="20"/>
+                <w:szCs w:val="21"/>
+              </w:rPr>
+              <w:t>A3. Define all input features or descriptors and their generation pipeline.</w:t>
+            </w:r>
+          </w:p>
+        </w:tc>
+        <w:tc>
+          <w:tcPr>
+            <w:tcW w:w="630" w:type="dxa"/>
+            <w:tcMar>
+              <w:top w:w="28" w:type="dxa"/>
+              <w:left w:w="85" w:type="dxa"/>
+              <w:bottom w:w="28" w:type="dxa"/>
+              <w:right w:w="85" w:type="dxa"/>
+            </w:tcMar>
+            <w:vAlign w:val="center"/>
           </w:tcPr>
           <w:p>
             <w:pPr>
               <w:spacing w:line="240" w:lineRule="auto"/>
-              <w:ind w:left="140" w:right="140"/>
-              <w:rPr>
-                <w:sz w:val="20"/>
-                <w:szCs w:val="20"/>
-              </w:rPr>
-            </w:pPr>
-            <w:r>
-              <w:rPr>
-                <w:sz w:val="20"/>
-                <w:szCs w:val="20"/>
-              </w:rPr>
-              <w:t>A3. Define all input features/descriptors and their generation pipeline.</w:t>
-            </w:r>
-          </w:p>
-        </w:tc>
-        <w:tc>
-          <w:tcPr>
-            <w:tcW w:w="1267" w:type="dxa"/>
-            <w:tcBorders>
-              <w:top w:val="nil"/>
-              <w:left w:val="nil"/>
-              <w:bottom w:val="single" w:sz="7" w:space="0" w:color="000000"/>
-              <w:right w:val="single" w:sz="7" w:space="0" w:color="000000"/>
-            </w:tcBorders>
-            <w:tcMar>
-              <w:top w:w="40" w:type="dxa"/>
-              <w:left w:w="40" w:type="dxa"/>
-              <w:bottom w:w="40" w:type="dxa"/>
-              <w:right w:w="40" w:type="dxa"/>
-            </w:tcMar>
-          </w:tcPr>
-          <w:p>
-            <w:pPr>
-              <w:spacing w:line="240" w:lineRule="auto"/>
-              <w:ind w:left="140" w:right="140"/>
               <w:jc w:val="center"/>
-              <w:rPr>
-                <w:sz w:val="20"/>
-                <w:szCs w:val="20"/>
-              </w:rPr>
-            </w:pPr>
-            <w:r>
-              <w:rPr>
-                <w:sz w:val="20"/>
-                <w:szCs w:val="20"/>
-              </w:rPr>
-              <w:t xml:space="preserve"> </w:t>
-            </w:r>
+            </w:pPr>
+            <w:sdt>
+              <w:sdtPr>
+                <w:alias w:val="A3"/>
+                <w:tag w:val="A3"/>
+                <w:id w:val="100004"/>
+                <w14:checkbox>
+                  <w14:checked w14:val="0"/>
+                  <w14:checkedState w14:val="2611" w14:font="MS Gothic"/>
+                  <w14:uncheckedState w14:val="2610" w14:font="MS Gothic"/>
+                </w14:checkbox>
+              </w:sdtPr>
+              <w:sdtContent>
+                <w:r>
+                  <w:rPr>
+                    <w:rFonts w:ascii="MS Gothic" w:eastAsia="MS Gothic" w:hAnsi="MS Gothic" w:cs="MS Gothic"/>
+                    <w:sz w:val="24"/>
+                  </w:rPr>
+                  <w:t>☐</w:t>
+                </w:r>
+              </w:sdtContent>
+            </w:sdt>
           </w:p>
         </w:tc>
       </w:tr>
       <w:tr>
         <w:trPr>
-          <w:trHeight w:val="300"/>
+          <w:cantSplit/>
+          <w:jc w:val="center"/>
         </w:trPr>
         <w:tc>
           <w:tcPr>
-            <w:tcW w:w="8467" w:type="dxa"/>
-            <w:tcBorders>
-              <w:top w:val="nil"/>
-              <w:left w:val="single" w:sz="7" w:space="0" w:color="000000"/>
-              <w:bottom w:val="single" w:sz="7" w:space="0" w:color="000000"/>
-              <w:right w:val="single" w:sz="7" w:space="0" w:color="000000"/>
-            </w:tcBorders>
-            <w:tcMar>
-              <w:top w:w="40" w:type="dxa"/>
-              <w:left w:w="80" w:type="dxa"/>
-              <w:bottom w:w="40" w:type="dxa"/>
-              <w:right w:w="80" w:type="dxa"/>
-            </w:tcMar>
+            <w:tcW w:w="8720" w:type="dxa"/>
+            <w:tcMar>
+              <w:top w:w="28" w:type="dxa"/>
+              <w:left w:w="85" w:type="dxa"/>
+              <w:bottom w:w="28" w:type="dxa"/>
+              <w:right w:w="85" w:type="dxa"/>
+            </w:tcMar>
+            <w:vAlign w:val="center"/>
+          </w:tcPr>
+          <w:p>
+            <w:pPr>
+              <w:spacing w:line="235" w:lineRule="auto"/>
+              <w:rPr>
+                <w:sz w:val="20"/>
+                <w:szCs w:val="21"/>
+              </w:rPr>
+            </w:pPr>
+            <w:r>
+              <w:rPr>
+                <w:sz w:val="20"/>
+                <w:szCs w:val="21"/>
+              </w:rPr>
+              <w:t>A4. Provide dataset identifiers, access details, and core metadata sufficient for reuse.</w:t>
+            </w:r>
+          </w:p>
+        </w:tc>
+        <w:tc>
+          <w:tcPr>
+            <w:tcW w:w="630" w:type="dxa"/>
+            <w:tcMar>
+              <w:top w:w="28" w:type="dxa"/>
+              <w:left w:w="85" w:type="dxa"/>
+              <w:bottom w:w="28" w:type="dxa"/>
+              <w:right w:w="85" w:type="dxa"/>
+            </w:tcMar>
+            <w:vAlign w:val="center"/>
           </w:tcPr>
           <w:p>
             <w:pPr>
               <w:spacing w:line="240" w:lineRule="auto"/>
-              <w:ind w:left="140" w:right="140"/>
-              <w:rPr>
-                <w:sz w:val="20"/>
-                <w:szCs w:val="20"/>
-              </w:rPr>
-            </w:pPr>
-            <w:r>
-              <w:rPr>
-                <w:sz w:val="20"/>
-                <w:szCs w:val="20"/>
-              </w:rPr>
-              <w:t>A4. Provide dataset identifiers, access details, and core metadata sufficient for reuse.</w:t>
-            </w:r>
-          </w:p>
-        </w:tc>
-        <w:tc>
-          <w:tcPr>
-            <w:tcW w:w="1267" w:type="dxa"/>
-            <w:tcBorders>
-              <w:top w:val="nil"/>
-              <w:left w:val="nil"/>
-              <w:bottom w:val="single" w:sz="7" w:space="0" w:color="000000"/>
-              <w:right w:val="single" w:sz="7" w:space="0" w:color="000000"/>
-            </w:tcBorders>
-            <w:tcMar>
-              <w:top w:w="40" w:type="dxa"/>
-              <w:left w:w="40" w:type="dxa"/>
-              <w:bottom w:w="40" w:type="dxa"/>
-              <w:right w:w="40" w:type="dxa"/>
-            </w:tcMar>
-          </w:tcPr>
-          <w:p>
-            <w:pPr>
-              <w:spacing w:line="240" w:lineRule="auto"/>
-              <w:ind w:left="140" w:right="140"/>
               <w:jc w:val="center"/>
-              <w:rPr>
-                <w:sz w:val="20"/>
-                <w:szCs w:val="20"/>
-              </w:rPr>
-            </w:pPr>
-            <w:r>
-              <w:rPr>
-                <w:sz w:val="20"/>
-                <w:szCs w:val="20"/>
-              </w:rPr>
-              <w:t xml:space="preserve"> </w:t>
-            </w:r>
+            </w:pPr>
+            <w:sdt>
+              <w:sdtPr>
+                <w:alias w:val="A4"/>
+                <w:tag w:val="A4"/>
+                <w:id w:val="100005"/>
+                <w14:checkbox>
+                  <w14:checked w14:val="0"/>
+                  <w14:checkedState w14:val="2611" w14:font="MS Gothic"/>
+                  <w14:uncheckedState w14:val="2610" w14:font="MS Gothic"/>
+                </w14:checkbox>
+              </w:sdtPr>
+              <w:sdtContent>
+                <w:r>
+                  <w:rPr>
+                    <w:rFonts w:ascii="MS Gothic" w:eastAsia="MS Gothic" w:hAnsi="MS Gothic" w:cs="MS Gothic"/>
+                    <w:sz w:val="24"/>
+                  </w:rPr>
+                  <w:t>☐</w:t>
+                </w:r>
+              </w:sdtContent>
+            </w:sdt>
           </w:p>
         </w:tc>
       </w:tr>
       <w:tr>
         <w:trPr>
-          <w:trHeight w:val="300"/>
+          <w:cantSplit/>
+          <w:jc w:val="center"/>
         </w:trPr>
         <w:tc>
           <w:tcPr>
-            <w:tcW w:w="8467" w:type="dxa"/>
-            <w:tcBorders>
-              <w:top w:val="nil"/>
-              <w:left w:val="single" w:sz="7" w:space="0" w:color="000000"/>
-              <w:bottom w:val="single" w:sz="7" w:space="0" w:color="000000"/>
-              <w:right w:val="single" w:sz="7" w:space="0" w:color="000000"/>
-            </w:tcBorders>
-            <w:tcMar>
-              <w:top w:w="40" w:type="dxa"/>
-              <w:left w:w="80" w:type="dxa"/>
-              <w:bottom w:w="40" w:type="dxa"/>
-              <w:right w:w="80" w:type="dxa"/>
-            </w:tcMar>
+            <w:tcW w:w="8720" w:type="dxa"/>
+            <w:tcMar>
+              <w:top w:w="28" w:type="dxa"/>
+              <w:left w:w="85" w:type="dxa"/>
+              <w:bottom w:w="28" w:type="dxa"/>
+              <w:right w:w="85" w:type="dxa"/>
+            </w:tcMar>
+            <w:vAlign w:val="center"/>
+          </w:tcPr>
+          <w:p>
+            <w:pPr>
+              <w:spacing w:line="235" w:lineRule="auto"/>
+              <w:rPr>
+                <w:sz w:val="20"/>
+                <w:szCs w:val="21"/>
+              </w:rPr>
+            </w:pPr>
+            <w:r>
+              <w:rPr>
+                <w:sz w:val="20"/>
+                <w:szCs w:val="21"/>
+              </w:rPr>
+              <w:t>A5. State the policy on negative, failed, or suboptimal experiments and include them when informative.</w:t>
+            </w:r>
+          </w:p>
+        </w:tc>
+        <w:tc>
+          <w:tcPr>
+            <w:tcW w:w="630" w:type="dxa"/>
+            <w:tcMar>
+              <w:top w:w="28" w:type="dxa"/>
+              <w:left w:w="85" w:type="dxa"/>
+              <w:bottom w:w="28" w:type="dxa"/>
+              <w:right w:w="85" w:type="dxa"/>
+            </w:tcMar>
+            <w:vAlign w:val="center"/>
           </w:tcPr>
           <w:p>
             <w:pPr>
               <w:spacing w:line="240" w:lineRule="auto"/>
-              <w:ind w:left="140" w:right="140"/>
-              <w:rPr>
-                <w:sz w:val="20"/>
-                <w:szCs w:val="20"/>
-              </w:rPr>
-            </w:pPr>
-            <w:r>
-              <w:rPr>
-                <w:sz w:val="20"/>
-                <w:szCs w:val="20"/>
-              </w:rPr>
-              <w:t>A5. State policy on negative/failed/suboptimal experiments and include if informative.</w:t>
-            </w:r>
-          </w:p>
-        </w:tc>
-        <w:tc>
-          <w:tcPr>
-            <w:tcW w:w="1267" w:type="dxa"/>
-            <w:tcBorders>
-              <w:top w:val="nil"/>
-              <w:left w:val="nil"/>
-              <w:bottom w:val="single" w:sz="7" w:space="0" w:color="000000"/>
-              <w:right w:val="single" w:sz="7" w:space="0" w:color="000000"/>
-            </w:tcBorders>
-            <w:tcMar>
-              <w:top w:w="40" w:type="dxa"/>
-              <w:left w:w="40" w:type="dxa"/>
-              <w:bottom w:w="40" w:type="dxa"/>
-              <w:right w:w="40" w:type="dxa"/>
-            </w:tcMar>
-          </w:tcPr>
-          <w:p>
-            <w:pPr>
-              <w:spacing w:line="240" w:lineRule="auto"/>
-              <w:ind w:left="140" w:right="140"/>
               <w:jc w:val="center"/>
-              <w:rPr>
-                <w:sz w:val="20"/>
-                <w:szCs w:val="20"/>
-              </w:rPr>
-            </w:pPr>
-            <w:r>
-              <w:rPr>
-                <w:sz w:val="20"/>
-                <w:szCs w:val="20"/>
-              </w:rPr>
-              <w:t xml:space="preserve"> </w:t>
-            </w:r>
+            </w:pPr>
+            <w:sdt>
+              <w:sdtPr>
+                <w:alias w:val="A5"/>
+                <w:tag w:val="A5"/>
+                <w:id w:val="100006"/>
+                <w14:checkbox>
+                  <w14:checked w14:val="0"/>
+                  <w14:checkedState w14:val="2611" w14:font="MS Gothic"/>
+                  <w14:uncheckedState w14:val="2610" w14:font="MS Gothic"/>
+                </w14:checkbox>
+              </w:sdtPr>
+              <w:sdtContent>
+                <w:r>
+                  <w:rPr>
+                    <w:rFonts w:ascii="MS Gothic" w:eastAsia="MS Gothic" w:hAnsi="MS Gothic" w:cs="MS Gothic"/>
+                    <w:sz w:val="24"/>
+                  </w:rPr>
+                  <w:t>☐</w:t>
+                </w:r>
+              </w:sdtContent>
+            </w:sdt>
           </w:p>
         </w:tc>
       </w:tr>
       <w:tr>
         <w:trPr>
-          <w:trHeight w:val="300"/>
+          <w:cantSplit/>
+          <w:jc w:val="center"/>
         </w:trPr>
         <w:tc>
           <w:tcPr>
-            <w:tcW w:w="9734" w:type="dxa"/>
+            <w:tcW w:w="9350" w:type="dxa"/>
             <w:gridSpan w:val="2"/>
-            <w:tcBorders>
-              <w:top w:val="nil"/>
-              <w:left w:val="single" w:sz="7" w:space="0" w:color="000000"/>
-              <w:bottom w:val="single" w:sz="7" w:space="0" w:color="000000"/>
-              <w:right w:val="single" w:sz="7" w:space="0" w:color="000000"/>
-            </w:tcBorders>
-            <w:shd w:val="clear" w:color="auto" w:fill="F2F2F2"/>
-            <w:tcMar>
-              <w:top w:w="40" w:type="dxa"/>
-              <w:left w:w="80" w:type="dxa"/>
-              <w:bottom w:w="40" w:type="dxa"/>
-              <w:right w:w="80" w:type="dxa"/>
-            </w:tcMar>
-          </w:tcPr>
-          <w:p>
-            <w:pPr>
-              <w:spacing w:line="240" w:lineRule="auto"/>
-              <w:ind w:left="140" w:right="140"/>
+            <w:shd w:val="clear" w:color="auto" w:fill="E6E6E6"/>
+            <w:tcMar>
+              <w:top w:w="35" w:type="dxa"/>
+              <w:left w:w="85" w:type="dxa"/>
+              <w:bottom w:w="35" w:type="dxa"/>
+              <w:right w:w="85" w:type="dxa"/>
+            </w:tcMar>
+            <w:vAlign w:val="center"/>
+          </w:tcPr>
+          <w:p>
+            <w:pPr>
+              <w:spacing w:before="120" w:line="240" w:lineRule="auto"/>
+              <w:rPr>
+                <w:sz w:val="20"/>
+                <w:szCs w:val="21"/>
+              </w:rPr>
+            </w:pPr>
+            <w:r>
               <w:rPr>
                 <w:b/>
-                <w:bCs/>
-                <w:sz w:val="20"/>
-                <w:szCs w:val="20"/>
-              </w:rPr>
-            </w:pPr>
+                <w:sz w:val="20"/>
+                <w:szCs w:val="21"/>
+              </w:rPr>
+              <w:t xml:space="preserve">B. Model </w:t>
+            </w:r>
             <w:r>
               <w:rPr>
                 <w:b/>
-                <w:bCs/>
-                <w:sz w:val="20"/>
-                <w:szCs w:val="20"/>
-              </w:rPr>
-              <w:t>B. Model Development</w:t>
+                <w:sz w:val="20"/>
+                <w:szCs w:val="21"/>
+              </w:rPr>
+              <w:t>d</w:t>
+            </w:r>
+            <w:r>
+              <w:rPr>
+                <w:b/>
+                <w:sz w:val="20"/>
+                <w:szCs w:val="21"/>
+              </w:rPr>
+              <w:t>evelopment</w:t>
             </w:r>
           </w:p>
         </w:tc>
       </w:tr>
       <w:tr>
         <w:trPr>
-          <w:trHeight w:val="300"/>
+          <w:cantSplit/>
+          <w:jc w:val="center"/>
         </w:trPr>
         <w:tc>
           <w:tcPr>
-            <w:tcW w:w="8467" w:type="dxa"/>
-            <w:tcBorders>
-              <w:top w:val="nil"/>
-              <w:left w:val="single" w:sz="7" w:space="0" w:color="000000"/>
-              <w:bottom w:val="single" w:sz="7" w:space="0" w:color="000000"/>
-              <w:right w:val="single" w:sz="7" w:space="0" w:color="000000"/>
-            </w:tcBorders>
-            <w:tcMar>
-              <w:top w:w="40" w:type="dxa"/>
-              <w:left w:w="80" w:type="dxa"/>
-              <w:bottom w:w="40" w:type="dxa"/>
-              <w:right w:w="80" w:type="dxa"/>
-            </w:tcMar>
+            <w:tcW w:w="8720" w:type="dxa"/>
+            <w:tcMar>
+              <w:top w:w="28" w:type="dxa"/>
+              <w:left w:w="85" w:type="dxa"/>
+              <w:bottom w:w="28" w:type="dxa"/>
+              <w:right w:w="85" w:type="dxa"/>
+            </w:tcMar>
+            <w:vAlign w:val="center"/>
+          </w:tcPr>
+          <w:p>
+            <w:pPr>
+              <w:spacing w:line="235" w:lineRule="auto"/>
+              <w:rPr>
+                <w:sz w:val="20"/>
+                <w:szCs w:val="21"/>
+              </w:rPr>
+            </w:pPr>
+            <w:r>
+              <w:rPr>
+                <w:sz w:val="20"/>
+                <w:szCs w:val="21"/>
+              </w:rPr>
+              <w:t>B1. Document the full model specification (architecture, hyperparameters, objective, versions).</w:t>
+            </w:r>
+          </w:p>
+        </w:tc>
+        <w:tc>
+          <w:tcPr>
+            <w:tcW w:w="630" w:type="dxa"/>
+            <w:tcMar>
+              <w:top w:w="28" w:type="dxa"/>
+              <w:left w:w="85" w:type="dxa"/>
+              <w:bottom w:w="28" w:type="dxa"/>
+              <w:right w:w="85" w:type="dxa"/>
+            </w:tcMar>
+            <w:vAlign w:val="center"/>
           </w:tcPr>
           <w:p>
             <w:pPr>
               <w:spacing w:line="240" w:lineRule="auto"/>
-              <w:ind w:left="140" w:right="140"/>
-              <w:rPr>
-                <w:sz w:val="20"/>
-                <w:szCs w:val="20"/>
-              </w:rPr>
-            </w:pPr>
-            <w:r>
-              <w:rPr>
-                <w:sz w:val="20"/>
-                <w:szCs w:val="20"/>
-              </w:rPr>
-              <w:t>B1. Document full model specification (architecture, hyperparameters, objective, versions).</w:t>
-            </w:r>
-          </w:p>
-        </w:tc>
-        <w:tc>
-          <w:tcPr>
-            <w:tcW w:w="1267" w:type="dxa"/>
-            <w:tcBorders>
-              <w:top w:val="nil"/>
-              <w:left w:val="nil"/>
-              <w:bottom w:val="single" w:sz="7" w:space="0" w:color="000000"/>
-              <w:right w:val="single" w:sz="7" w:space="0" w:color="000000"/>
-            </w:tcBorders>
-            <w:tcMar>
-              <w:top w:w="40" w:type="dxa"/>
-              <w:left w:w="40" w:type="dxa"/>
-              <w:bottom w:w="40" w:type="dxa"/>
-              <w:right w:w="40" w:type="dxa"/>
-            </w:tcMar>
-          </w:tcPr>
-          <w:p>
-            <w:pPr>
-              <w:spacing w:line="240" w:lineRule="auto"/>
-              <w:ind w:left="140" w:right="140"/>
               <w:jc w:val="center"/>
-              <w:rPr>
-                <w:sz w:val="20"/>
-                <w:szCs w:val="20"/>
-              </w:rPr>
-            </w:pPr>
-            <w:r>
-              <w:rPr>
-                <w:sz w:val="20"/>
-                <w:szCs w:val="20"/>
-              </w:rPr>
-              <w:t xml:space="preserve"> </w:t>
-            </w:r>
+            </w:pPr>
+            <w:sdt>
+              <w:sdtPr>
+                <w:alias w:val="B1"/>
+                <w:tag w:val="B1"/>
+                <w:id w:val="100008"/>
+                <w14:checkbox>
+                  <w14:checked w14:val="0"/>
+                  <w14:checkedState w14:val="2611" w14:font="MS Gothic"/>
+                  <w14:uncheckedState w14:val="2610" w14:font="MS Gothic"/>
+                </w14:checkbox>
+              </w:sdtPr>
+              <w:sdtContent>
+                <w:r>
+                  <w:rPr>
+                    <w:rFonts w:ascii="MS Gothic" w:eastAsia="MS Gothic" w:hAnsi="MS Gothic" w:hint="eastAsia"/>
+                  </w:rPr>
+                  <w:t>☐</w:t>
+                </w:r>
+              </w:sdtContent>
+            </w:sdt>
           </w:p>
         </w:tc>
       </w:tr>
       <w:tr>
         <w:trPr>
-          <w:trHeight w:val="300"/>
+          <w:cantSplit/>
+          <w:jc w:val="center"/>
         </w:trPr>
         <w:tc>
           <w:tcPr>
-            <w:tcW w:w="8467" w:type="dxa"/>
-            <w:tcBorders>
-              <w:top w:val="nil"/>
-              <w:left w:val="single" w:sz="7" w:space="0" w:color="000000"/>
-              <w:bottom w:val="single" w:sz="7" w:space="0" w:color="000000"/>
-              <w:right w:val="single" w:sz="7" w:space="0" w:color="000000"/>
-            </w:tcBorders>
-            <w:tcMar>
-              <w:top w:w="40" w:type="dxa"/>
-              <w:left w:w="80" w:type="dxa"/>
-              <w:bottom w:w="40" w:type="dxa"/>
-              <w:right w:w="80" w:type="dxa"/>
-            </w:tcMar>
+            <w:tcW w:w="8720" w:type="dxa"/>
+            <w:tcMar>
+              <w:top w:w="28" w:type="dxa"/>
+              <w:left w:w="85" w:type="dxa"/>
+              <w:bottom w:w="28" w:type="dxa"/>
+              <w:right w:w="85" w:type="dxa"/>
+            </w:tcMar>
+            <w:vAlign w:val="center"/>
+          </w:tcPr>
+          <w:p>
+            <w:pPr>
+              <w:spacing w:line="235" w:lineRule="auto"/>
+              <w:rPr>
+                <w:sz w:val="20"/>
+                <w:szCs w:val="21"/>
+              </w:rPr>
+            </w:pPr>
+            <w:r>
+              <w:rPr>
+                <w:sz w:val="20"/>
+                <w:szCs w:val="21"/>
+              </w:rPr>
+              <w:t>B2. Describe data-splitting strategies implemented to prevent information leakage.</w:t>
+            </w:r>
+          </w:p>
+        </w:tc>
+        <w:tc>
+          <w:tcPr>
+            <w:tcW w:w="630" w:type="dxa"/>
+            <w:tcMar>
+              <w:top w:w="28" w:type="dxa"/>
+              <w:left w:w="85" w:type="dxa"/>
+              <w:bottom w:w="28" w:type="dxa"/>
+              <w:right w:w="85" w:type="dxa"/>
+            </w:tcMar>
+            <w:vAlign w:val="center"/>
           </w:tcPr>
           <w:p>
             <w:pPr>
               <w:spacing w:line="240" w:lineRule="auto"/>
-              <w:ind w:left="140" w:right="140"/>
-              <w:rPr>
-                <w:sz w:val="20"/>
-                <w:szCs w:val="20"/>
-              </w:rPr>
-            </w:pPr>
-            <w:r>
-              <w:rPr>
-                <w:sz w:val="20"/>
-                <w:szCs w:val="20"/>
-              </w:rPr>
-              <w:t>B2. Describe data-split strategies implemented to prevent information leakage.</w:t>
-            </w:r>
-          </w:p>
-        </w:tc>
-        <w:tc>
-          <w:tcPr>
-            <w:tcW w:w="1267" w:type="dxa"/>
-            <w:tcBorders>
-              <w:top w:val="nil"/>
-              <w:left w:val="nil"/>
-              <w:bottom w:val="single" w:sz="7" w:space="0" w:color="000000"/>
-              <w:right w:val="single" w:sz="7" w:space="0" w:color="000000"/>
-            </w:tcBorders>
-            <w:tcMar>
-              <w:top w:w="40" w:type="dxa"/>
-              <w:left w:w="40" w:type="dxa"/>
-              <w:bottom w:w="40" w:type="dxa"/>
-              <w:right w:w="40" w:type="dxa"/>
-            </w:tcMar>
-          </w:tcPr>
-          <w:p>
-            <w:pPr>
-              <w:spacing w:line="240" w:lineRule="auto"/>
-              <w:ind w:left="140" w:right="140"/>
               <w:jc w:val="center"/>
-              <w:rPr>
-                <w:sz w:val="20"/>
-                <w:szCs w:val="20"/>
-              </w:rPr>
-            </w:pPr>
-            <w:r>
-              <w:rPr>
-                <w:sz w:val="20"/>
-                <w:szCs w:val="20"/>
-              </w:rPr>
-              <w:t xml:space="preserve"> </w:t>
-            </w:r>
+            </w:pPr>
+            <w:sdt>
+              <w:sdtPr>
+                <w:alias w:val="B2"/>
+                <w:tag w:val="B2"/>
+                <w:id w:val="100009"/>
+                <w14:checkbox>
+                  <w14:checked w14:val="0"/>
+                  <w14:checkedState w14:val="2611" w14:font="MS Gothic"/>
+                  <w14:uncheckedState w14:val="2610" w14:font="MS Gothic"/>
+                </w14:checkbox>
+              </w:sdtPr>
+              <w:sdtContent>
+                <w:r>
+                  <w:rPr>
+                    <w:rFonts w:ascii="MS Gothic" w:eastAsia="MS Gothic" w:hAnsi="MS Gothic" w:cs="MS Gothic"/>
+                    <w:sz w:val="24"/>
+                  </w:rPr>
+                  <w:t>☐</w:t>
+                </w:r>
+              </w:sdtContent>
+            </w:sdt>
           </w:p>
         </w:tc>
       </w:tr>
       <w:tr>
         <w:trPr>
-          <w:trHeight w:val="300"/>
+          <w:cantSplit/>
+          <w:jc w:val="center"/>
         </w:trPr>
         <w:tc>
           <w:tcPr>
-            <w:tcW w:w="8467" w:type="dxa"/>
-            <w:tcBorders>
-              <w:top w:val="nil"/>
-              <w:left w:val="single" w:sz="7" w:space="0" w:color="000000"/>
-              <w:bottom w:val="single" w:sz="7" w:space="0" w:color="000000"/>
-              <w:right w:val="single" w:sz="7" w:space="0" w:color="000000"/>
-            </w:tcBorders>
-            <w:tcMar>
-              <w:top w:w="40" w:type="dxa"/>
-              <w:left w:w="80" w:type="dxa"/>
-              <w:bottom w:w="40" w:type="dxa"/>
-              <w:right w:w="80" w:type="dxa"/>
-            </w:tcMar>
+            <w:tcW w:w="8720" w:type="dxa"/>
+            <w:tcMar>
+              <w:top w:w="28" w:type="dxa"/>
+              <w:left w:w="85" w:type="dxa"/>
+              <w:bottom w:w="28" w:type="dxa"/>
+              <w:right w:w="85" w:type="dxa"/>
+            </w:tcMar>
+            <w:vAlign w:val="center"/>
+          </w:tcPr>
+          <w:p>
+            <w:pPr>
+              <w:spacing w:line="235" w:lineRule="auto"/>
+              <w:rPr>
+                <w:sz w:val="20"/>
+                <w:szCs w:val="21"/>
+              </w:rPr>
+            </w:pPr>
+            <w:r>
+              <w:rPr>
+                <w:sz w:val="20"/>
+                <w:szCs w:val="21"/>
+              </w:rPr>
+              <w:t>B3. Report performance metrics with appropriate uncertainty (e.g., confidence intervals) to avoid best-only reporting.</w:t>
+            </w:r>
+          </w:p>
+        </w:tc>
+        <w:tc>
+          <w:tcPr>
+            <w:tcW w:w="630" w:type="dxa"/>
+            <w:tcMar>
+              <w:top w:w="28" w:type="dxa"/>
+              <w:left w:w="85" w:type="dxa"/>
+              <w:bottom w:w="28" w:type="dxa"/>
+              <w:right w:w="85" w:type="dxa"/>
+            </w:tcMar>
+            <w:vAlign w:val="center"/>
           </w:tcPr>
           <w:p>
             <w:pPr>
               <w:spacing w:line="240" w:lineRule="auto"/>
-              <w:ind w:left="140" w:right="140"/>
-              <w:rPr>
-                <w:sz w:val="20"/>
-                <w:szCs w:val="20"/>
-              </w:rPr>
-            </w:pPr>
-            <w:r>
-              <w:rPr>
-                <w:sz w:val="20"/>
-                <w:szCs w:val="20"/>
-              </w:rPr>
-              <w:t>B3. Clearly state metrics applied to assess model performance with confidence intervals to avoid best-only reporting.</w:t>
-            </w:r>
-          </w:p>
-        </w:tc>
-        <w:tc>
-          <w:tcPr>
-            <w:tcW w:w="1267" w:type="dxa"/>
-            <w:tcBorders>
-              <w:top w:val="nil"/>
-              <w:left w:val="nil"/>
-              <w:bottom w:val="single" w:sz="7" w:space="0" w:color="000000"/>
-              <w:right w:val="single" w:sz="7" w:space="0" w:color="000000"/>
-            </w:tcBorders>
-            <w:tcMar>
-              <w:top w:w="40" w:type="dxa"/>
-              <w:left w:w="40" w:type="dxa"/>
-              <w:bottom w:w="40" w:type="dxa"/>
-              <w:right w:w="40" w:type="dxa"/>
-            </w:tcMar>
-          </w:tcPr>
-          <w:p>
-            <w:pPr>
-              <w:spacing w:line="240" w:lineRule="auto"/>
-              <w:ind w:left="140" w:right="140"/>
               <w:jc w:val="center"/>
-              <w:rPr>
-                <w:sz w:val="20"/>
-                <w:szCs w:val="20"/>
-              </w:rPr>
-            </w:pPr>
-            <w:r>
-              <w:rPr>
-                <w:sz w:val="20"/>
-                <w:szCs w:val="20"/>
-              </w:rPr>
-              <w:t xml:space="preserve"> </w:t>
-            </w:r>
+            </w:pPr>
+            <w:sdt>
+              <w:sdtPr>
+                <w:alias w:val="B3"/>
+                <w:tag w:val="B3"/>
+                <w:id w:val="100010"/>
+                <w14:checkbox>
+                  <w14:checked w14:val="0"/>
+                  <w14:checkedState w14:val="2611" w14:font="MS Gothic"/>
+                  <w14:uncheckedState w14:val="2610" w14:font="MS Gothic"/>
+                </w14:checkbox>
+              </w:sdtPr>
+              <w:sdtContent>
+                <w:r>
+                  <w:rPr>
+                    <w:rFonts w:ascii="MS Gothic" w:eastAsia="MS Gothic" w:hAnsi="MS Gothic" w:cs="MS Gothic"/>
+                    <w:sz w:val="24"/>
+                  </w:rPr>
+                  <w:t>☐</w:t>
+                </w:r>
+              </w:sdtContent>
+            </w:sdt>
           </w:p>
         </w:tc>
       </w:tr>
       <w:tr>
         <w:trPr>
-          <w:trHeight w:val="300"/>
+          <w:cantSplit/>
+          <w:jc w:val="center"/>
         </w:trPr>
         <w:tc>
           <w:tcPr>
-            <w:tcW w:w="8467" w:type="dxa"/>
-            <w:tcBorders>
-              <w:top w:val="nil"/>
-              <w:left w:val="single" w:sz="7" w:space="0" w:color="000000"/>
-              <w:bottom w:val="single" w:sz="7" w:space="0" w:color="000000"/>
-              <w:right w:val="single" w:sz="7" w:space="0" w:color="000000"/>
-            </w:tcBorders>
-            <w:tcMar>
-              <w:top w:w="40" w:type="dxa"/>
-              <w:left w:w="80" w:type="dxa"/>
-              <w:bottom w:w="40" w:type="dxa"/>
-              <w:right w:w="80" w:type="dxa"/>
-            </w:tcMar>
+            <w:tcW w:w="8720" w:type="dxa"/>
+            <w:tcMar>
+              <w:top w:w="28" w:type="dxa"/>
+              <w:left w:w="85" w:type="dxa"/>
+              <w:bottom w:w="28" w:type="dxa"/>
+              <w:right w:w="85" w:type="dxa"/>
+            </w:tcMar>
+            <w:vAlign w:val="center"/>
+          </w:tcPr>
+          <w:p>
+            <w:pPr>
+              <w:spacing w:line="235" w:lineRule="auto"/>
+              <w:rPr>
+                <w:sz w:val="20"/>
+                <w:szCs w:val="21"/>
+              </w:rPr>
+            </w:pPr>
+            <w:r>
+              <w:rPr>
+                <w:sz w:val="20"/>
+                <w:szCs w:val="21"/>
+              </w:rPr>
+              <w:t>B4. Justify the choice of metrics and explicitly examine trade-offs for multi-objective tasks.</w:t>
+            </w:r>
+          </w:p>
+        </w:tc>
+        <w:tc>
+          <w:tcPr>
+            <w:tcW w:w="630" w:type="dxa"/>
+            <w:tcMar>
+              <w:top w:w="28" w:type="dxa"/>
+              <w:left w:w="85" w:type="dxa"/>
+              <w:bottom w:w="28" w:type="dxa"/>
+              <w:right w:w="85" w:type="dxa"/>
+            </w:tcMar>
+            <w:vAlign w:val="center"/>
           </w:tcPr>
           <w:p>
             <w:pPr>
               <w:spacing w:line="240" w:lineRule="auto"/>
-              <w:ind w:left="140" w:right="140"/>
-              <w:rPr>
-                <w:sz w:val="20"/>
-                <w:szCs w:val="20"/>
-              </w:rPr>
-            </w:pPr>
-            <w:r>
-              <w:rPr>
-                <w:sz w:val="20"/>
-                <w:szCs w:val="20"/>
-              </w:rPr>
-              <w:t>B4. Justify the choice of metrics and examine trade-offs explicitly for multi-objective tasks.</w:t>
-            </w:r>
-          </w:p>
-        </w:tc>
-        <w:tc>
-          <w:tcPr>
-            <w:tcW w:w="1267" w:type="dxa"/>
-            <w:tcBorders>
-              <w:top w:val="nil"/>
-              <w:left w:val="nil"/>
-              <w:bottom w:val="single" w:sz="7" w:space="0" w:color="000000"/>
-              <w:right w:val="single" w:sz="7" w:space="0" w:color="000000"/>
-            </w:tcBorders>
-            <w:tcMar>
-              <w:top w:w="40" w:type="dxa"/>
-              <w:left w:w="40" w:type="dxa"/>
-              <w:bottom w:w="40" w:type="dxa"/>
-              <w:right w:w="40" w:type="dxa"/>
-            </w:tcMar>
-          </w:tcPr>
-          <w:p>
-            <w:pPr>
-              <w:spacing w:line="240" w:lineRule="auto"/>
-              <w:ind w:left="140" w:right="140"/>
               <w:jc w:val="center"/>
-              <w:rPr>
-                <w:sz w:val="20"/>
-                <w:szCs w:val="20"/>
-              </w:rPr>
-            </w:pPr>
-            <w:r>
-              <w:rPr>
-                <w:sz w:val="20"/>
-                <w:szCs w:val="20"/>
-              </w:rPr>
-              <w:t xml:space="preserve"> </w:t>
-            </w:r>
+            </w:pPr>
+            <w:sdt>
+              <w:sdtPr>
+                <w:alias w:val="B4"/>
+                <w:tag w:val="B4"/>
+                <w:id w:val="100011"/>
+                <w14:checkbox>
+                  <w14:checked w14:val="0"/>
+                  <w14:checkedState w14:val="2611" w14:font="MS Gothic"/>
+                  <w14:uncheckedState w14:val="2610" w14:font="MS Gothic"/>
+                </w14:checkbox>
+              </w:sdtPr>
+              <w:sdtContent>
+                <w:r>
+                  <w:rPr>
+                    <w:rFonts w:ascii="MS Gothic" w:eastAsia="MS Gothic" w:hAnsi="MS Gothic" w:cs="MS Gothic"/>
+                    <w:sz w:val="24"/>
+                  </w:rPr>
+                  <w:t>☐</w:t>
+                </w:r>
+              </w:sdtContent>
+            </w:sdt>
           </w:p>
         </w:tc>
       </w:tr>
       <w:tr>
         <w:trPr>
-          <w:trHeight w:val="300"/>
+          <w:cantSplit/>
+          <w:jc w:val="center"/>
         </w:trPr>
         <w:tc>
           <w:tcPr>
-            <w:tcW w:w="8467" w:type="dxa"/>
-            <w:tcBorders>
-              <w:top w:val="nil"/>
-              <w:left w:val="single" w:sz="7" w:space="0" w:color="000000"/>
-              <w:bottom w:val="single" w:sz="7" w:space="0" w:color="000000"/>
-              <w:right w:val="single" w:sz="7" w:space="0" w:color="000000"/>
-            </w:tcBorders>
-            <w:tcMar>
-              <w:top w:w="40" w:type="dxa"/>
-              <w:left w:w="80" w:type="dxa"/>
-              <w:bottom w:w="40" w:type="dxa"/>
-              <w:right w:w="80" w:type="dxa"/>
-            </w:tcMar>
+            <w:tcW w:w="8720" w:type="dxa"/>
+            <w:tcMar>
+              <w:top w:w="28" w:type="dxa"/>
+              <w:left w:w="85" w:type="dxa"/>
+              <w:bottom w:w="28" w:type="dxa"/>
+              <w:right w:w="85" w:type="dxa"/>
+            </w:tcMar>
+            <w:vAlign w:val="center"/>
+          </w:tcPr>
+          <w:p>
+            <w:pPr>
+              <w:spacing w:line="235" w:lineRule="auto"/>
+              <w:rPr>
+                <w:sz w:val="20"/>
+                <w:szCs w:val="21"/>
+              </w:rPr>
+            </w:pPr>
+            <w:r>
+              <w:rPr>
+                <w:sz w:val="20"/>
+                <w:szCs w:val="21"/>
+              </w:rPr>
+              <w:t>B5. Describe the uncertainty quantification method, its calibration, and how it is used in analysis or decision-making.</w:t>
+            </w:r>
+          </w:p>
+        </w:tc>
+        <w:tc>
+          <w:tcPr>
+            <w:tcW w:w="630" w:type="dxa"/>
+            <w:tcMar>
+              <w:top w:w="28" w:type="dxa"/>
+              <w:left w:w="85" w:type="dxa"/>
+              <w:bottom w:w="28" w:type="dxa"/>
+              <w:right w:w="85" w:type="dxa"/>
+            </w:tcMar>
+            <w:vAlign w:val="center"/>
           </w:tcPr>
           <w:p>
             <w:pPr>
               <w:spacing w:line="240" w:lineRule="auto"/>
-              <w:ind w:left="140" w:right="140"/>
-              <w:rPr>
-                <w:sz w:val="20"/>
-                <w:szCs w:val="20"/>
-              </w:rPr>
-            </w:pPr>
-            <w:r>
-              <w:rPr>
-                <w:sz w:val="20"/>
-                <w:szCs w:val="20"/>
-              </w:rPr>
-              <w:t>B5. Describe the uncertainty quantification method, its calibration and utilization.</w:t>
-            </w:r>
-          </w:p>
-        </w:tc>
-        <w:tc>
-          <w:tcPr>
-            <w:tcW w:w="1267" w:type="dxa"/>
-            <w:tcBorders>
-              <w:top w:val="nil"/>
-              <w:left w:val="nil"/>
-              <w:bottom w:val="single" w:sz="7" w:space="0" w:color="000000"/>
-              <w:right w:val="single" w:sz="7" w:space="0" w:color="000000"/>
-            </w:tcBorders>
-            <w:tcMar>
-              <w:top w:w="40" w:type="dxa"/>
-              <w:left w:w="40" w:type="dxa"/>
-              <w:bottom w:w="40" w:type="dxa"/>
-              <w:right w:w="40" w:type="dxa"/>
-            </w:tcMar>
-          </w:tcPr>
-          <w:p>
-            <w:pPr>
-              <w:spacing w:line="240" w:lineRule="auto"/>
-              <w:ind w:left="140" w:right="140"/>
               <w:jc w:val="center"/>
-              <w:rPr>
-                <w:sz w:val="20"/>
-                <w:szCs w:val="20"/>
-              </w:rPr>
-            </w:pPr>
-            <w:r>
-              <w:rPr>
-                <w:sz w:val="20"/>
-                <w:szCs w:val="20"/>
-              </w:rPr>
-              <w:t xml:space="preserve"> </w:t>
-            </w:r>
+            </w:pPr>
+            <w:sdt>
+              <w:sdtPr>
+                <w:alias w:val="B5"/>
+                <w:tag w:val="B5"/>
+                <w:id w:val="100012"/>
+                <w14:checkbox>
+                  <w14:checked w14:val="0"/>
+                  <w14:checkedState w14:val="2611" w14:font="MS Gothic"/>
+                  <w14:uncheckedState w14:val="2610" w14:font="MS Gothic"/>
+                </w14:checkbox>
+              </w:sdtPr>
+              <w:sdtContent>
+                <w:r>
+                  <w:rPr>
+                    <w:rFonts w:ascii="MS Gothic" w:eastAsia="MS Gothic" w:hAnsi="MS Gothic" w:cs="MS Gothic"/>
+                    <w:sz w:val="24"/>
+                  </w:rPr>
+                  <w:t>☐</w:t>
+                </w:r>
+              </w:sdtContent>
+            </w:sdt>
           </w:p>
         </w:tc>
       </w:tr>
       <w:tr>
         <w:trPr>
-          <w:trHeight w:val="300"/>
+          <w:cantSplit/>
+          <w:jc w:val="center"/>
         </w:trPr>
         <w:tc>
           <w:tcPr>
-            <w:tcW w:w="9734" w:type="dxa"/>
+            <w:tcW w:w="9350" w:type="dxa"/>
             <w:gridSpan w:val="2"/>
-            <w:tcBorders>
-              <w:top w:val="nil"/>
-              <w:left w:val="single" w:sz="7" w:space="0" w:color="000000"/>
-              <w:bottom w:val="single" w:sz="7" w:space="0" w:color="000000"/>
-              <w:right w:val="single" w:sz="7" w:space="0" w:color="000000"/>
-            </w:tcBorders>
-            <w:shd w:val="clear" w:color="auto" w:fill="F2F2F2"/>
-            <w:tcMar>
-              <w:top w:w="40" w:type="dxa"/>
-              <w:left w:w="80" w:type="dxa"/>
-              <w:bottom w:w="40" w:type="dxa"/>
-              <w:right w:w="80" w:type="dxa"/>
-            </w:tcMar>
-          </w:tcPr>
-          <w:p>
-            <w:pPr>
-              <w:spacing w:line="240" w:lineRule="auto"/>
-              <w:ind w:left="140" w:right="140"/>
+            <w:shd w:val="clear" w:color="auto" w:fill="E6E6E6"/>
+            <w:tcMar>
+              <w:top w:w="35" w:type="dxa"/>
+              <w:left w:w="85" w:type="dxa"/>
+              <w:bottom w:w="35" w:type="dxa"/>
+              <w:right w:w="85" w:type="dxa"/>
+            </w:tcMar>
+            <w:vAlign w:val="center"/>
+          </w:tcPr>
+          <w:p>
+            <w:pPr>
+              <w:spacing w:before="120" w:line="240" w:lineRule="auto"/>
+              <w:rPr>
+                <w:sz w:val="20"/>
+                <w:szCs w:val="21"/>
+              </w:rPr>
+            </w:pPr>
+            <w:r>
               <w:rPr>
                 <w:b/>
-                <w:bCs/>
-                <w:sz w:val="20"/>
-                <w:szCs w:val="20"/>
-              </w:rPr>
-            </w:pPr>
+                <w:sz w:val="20"/>
+                <w:szCs w:val="21"/>
+              </w:rPr>
+              <w:t xml:space="preserve">C. Workflow </w:t>
+            </w:r>
             <w:r>
               <w:rPr>
                 <w:b/>
-                <w:bCs/>
-                <w:sz w:val="20"/>
-                <w:szCs w:val="20"/>
-              </w:rPr>
-              <w:t>C. Workflow Integration</w:t>
+                <w:sz w:val="20"/>
+                <w:szCs w:val="21"/>
+              </w:rPr>
+              <w:t>i</w:t>
+            </w:r>
+            <w:r>
+              <w:rPr>
+                <w:b/>
+                <w:sz w:val="20"/>
+                <w:szCs w:val="21"/>
+              </w:rPr>
+              <w:t>ntegration</w:t>
             </w:r>
           </w:p>
         </w:tc>
       </w:tr>
       <w:tr>
         <w:trPr>
-          <w:trHeight w:val="300"/>
+          <w:cantSplit/>
+          <w:jc w:val="center"/>
         </w:trPr>
         <w:tc>
           <w:tcPr>
-            <w:tcW w:w="8467" w:type="dxa"/>
-            <w:tcBorders>
-              <w:top w:val="nil"/>
-              <w:left w:val="single" w:sz="7" w:space="0" w:color="000000"/>
-              <w:bottom w:val="single" w:sz="7" w:space="0" w:color="000000"/>
-              <w:right w:val="single" w:sz="7" w:space="0" w:color="000000"/>
-            </w:tcBorders>
-            <w:tcMar>
-              <w:top w:w="40" w:type="dxa"/>
-              <w:left w:w="80" w:type="dxa"/>
-              <w:bottom w:w="40" w:type="dxa"/>
-              <w:right w:w="80" w:type="dxa"/>
-            </w:tcMar>
+            <w:tcW w:w="8720" w:type="dxa"/>
+            <w:tcMar>
+              <w:top w:w="28" w:type="dxa"/>
+              <w:left w:w="85" w:type="dxa"/>
+              <w:bottom w:w="28" w:type="dxa"/>
+              <w:right w:w="85" w:type="dxa"/>
+            </w:tcMar>
+            <w:vAlign w:val="center"/>
+          </w:tcPr>
+          <w:p>
+            <w:pPr>
+              <w:spacing w:line="235" w:lineRule="auto"/>
+              <w:rPr>
+                <w:sz w:val="20"/>
+                <w:szCs w:val="21"/>
+              </w:rPr>
+            </w:pPr>
+            <w:r>
+              <w:rPr>
+                <w:sz w:val="20"/>
+                <w:szCs w:val="21"/>
+              </w:rPr>
+              <w:t>C1. Specify the agent policy, constraints, and acquisition or reward functions, and provide configuration details or pseudocode with versioning, including sources of stochasticity and parameters fixed across runs.</w:t>
+            </w:r>
+          </w:p>
+        </w:tc>
+        <w:tc>
+          <w:tcPr>
+            <w:tcW w:w="630" w:type="dxa"/>
+            <w:tcMar>
+              <w:top w:w="28" w:type="dxa"/>
+              <w:left w:w="85" w:type="dxa"/>
+              <w:bottom w:w="28" w:type="dxa"/>
+              <w:right w:w="85" w:type="dxa"/>
+            </w:tcMar>
+            <w:vAlign w:val="center"/>
           </w:tcPr>
           <w:p>
             <w:pPr>
               <w:spacing w:line="240" w:lineRule="auto"/>
-              <w:ind w:left="140" w:right="140"/>
-              <w:rPr>
-                <w:sz w:val="20"/>
-                <w:szCs w:val="20"/>
-              </w:rPr>
-            </w:pPr>
-            <w:r>
-              <w:rPr>
-                <w:sz w:val="20"/>
-                <w:szCs w:val="20"/>
-              </w:rPr>
-              <w:t>C1. Specify the agent policy and objectives, constraints, acquisition or reward functions, and provide configuration details or pseudocode with versioning including sources of stochasticity and which parameters are fixed across runs.</w:t>
-            </w:r>
-          </w:p>
-        </w:tc>
-        <w:tc>
-          <w:tcPr>
-            <w:tcW w:w="1267" w:type="dxa"/>
-            <w:tcBorders>
-              <w:top w:val="nil"/>
-              <w:left w:val="nil"/>
-              <w:bottom w:val="single" w:sz="7" w:space="0" w:color="000000"/>
-              <w:right w:val="single" w:sz="7" w:space="0" w:color="000000"/>
-            </w:tcBorders>
-            <w:tcMar>
-              <w:top w:w="40" w:type="dxa"/>
-              <w:left w:w="40" w:type="dxa"/>
-              <w:bottom w:w="40" w:type="dxa"/>
-              <w:right w:w="40" w:type="dxa"/>
-            </w:tcMar>
-          </w:tcPr>
-          <w:p>
-            <w:pPr>
-              <w:spacing w:line="240" w:lineRule="auto"/>
-              <w:ind w:left="140" w:right="140"/>
               <w:jc w:val="center"/>
-              <w:rPr>
-                <w:sz w:val="20"/>
-                <w:szCs w:val="20"/>
-              </w:rPr>
-            </w:pPr>
-            <w:r>
-              <w:rPr>
-                <w:sz w:val="20"/>
-                <w:szCs w:val="20"/>
-              </w:rPr>
-              <w:t xml:space="preserve"> </w:t>
-            </w:r>
+            </w:pPr>
+            <w:sdt>
+              <w:sdtPr>
+                <w:alias w:val="C1"/>
+                <w:tag w:val="C1"/>
+                <w:id w:val="100014"/>
+                <w14:checkbox>
+                  <w14:checked w14:val="0"/>
+                  <w14:checkedState w14:val="2611" w14:font="MS Gothic"/>
+                  <w14:uncheckedState w14:val="2610" w14:font="MS Gothic"/>
+                </w14:checkbox>
+              </w:sdtPr>
+              <w:sdtContent>
+                <w:r>
+                  <w:rPr>
+                    <w:rFonts w:ascii="MS Gothic" w:eastAsia="MS Gothic" w:hAnsi="MS Gothic" w:cs="MS Gothic"/>
+                    <w:sz w:val="24"/>
+                  </w:rPr>
+                  <w:t>☐</w:t>
+                </w:r>
+              </w:sdtContent>
+            </w:sdt>
           </w:p>
         </w:tc>
       </w:tr>
       <w:tr>
         <w:trPr>
-          <w:trHeight w:val="300"/>
+          <w:cantSplit/>
+          <w:jc w:val="center"/>
         </w:trPr>
         <w:tc>
           <w:tcPr>
-            <w:tcW w:w="8467" w:type="dxa"/>
-            <w:tcBorders>
-              <w:top w:val="nil"/>
-              <w:left w:val="single" w:sz="7" w:space="0" w:color="000000"/>
-              <w:bottom w:val="single" w:sz="7" w:space="0" w:color="000000"/>
-              <w:right w:val="single" w:sz="7" w:space="0" w:color="000000"/>
-            </w:tcBorders>
-            <w:tcMar>
-              <w:top w:w="40" w:type="dxa"/>
-              <w:left w:w="80" w:type="dxa"/>
-              <w:bottom w:w="40" w:type="dxa"/>
-              <w:right w:w="80" w:type="dxa"/>
-            </w:tcMar>
+            <w:tcW w:w="8720" w:type="dxa"/>
+            <w:tcMar>
+              <w:top w:w="28" w:type="dxa"/>
+              <w:left w:w="85" w:type="dxa"/>
+              <w:bottom w:w="28" w:type="dxa"/>
+              <w:right w:w="85" w:type="dxa"/>
+            </w:tcMar>
+            <w:vAlign w:val="center"/>
+          </w:tcPr>
+          <w:p>
+            <w:pPr>
+              <w:spacing w:line="235" w:lineRule="auto"/>
+              <w:rPr>
+                <w:sz w:val="20"/>
+                <w:szCs w:val="21"/>
+              </w:rPr>
+            </w:pPr>
+            <w:r>
+              <w:rPr>
+                <w:sz w:val="20"/>
+                <w:szCs w:val="21"/>
+              </w:rPr>
+              <w:t>C2. Declare the level of autonomy and human oversight, and document any interventions or overrides during the campaign, including their frequency, rationale, and impact.</w:t>
+            </w:r>
+          </w:p>
+        </w:tc>
+        <w:tc>
+          <w:tcPr>
+            <w:tcW w:w="630" w:type="dxa"/>
+            <w:tcMar>
+              <w:top w:w="28" w:type="dxa"/>
+              <w:left w:w="85" w:type="dxa"/>
+              <w:bottom w:w="28" w:type="dxa"/>
+              <w:right w:w="85" w:type="dxa"/>
+            </w:tcMar>
+            <w:vAlign w:val="center"/>
           </w:tcPr>
           <w:p>
             <w:pPr>
               <w:spacing w:line="240" w:lineRule="auto"/>
-              <w:ind w:left="140" w:right="140"/>
-              <w:rPr>
-                <w:sz w:val="20"/>
-                <w:szCs w:val="20"/>
-              </w:rPr>
-            </w:pPr>
-            <w:r>
-              <w:rPr>
-                <w:sz w:val="20"/>
-                <w:szCs w:val="20"/>
-              </w:rPr>
-              <w:t>C2. Declare the level of autonomy and human oversight, and document any interventions or overrides during the campaign, including their frequency, rationale, and impact on subsequent agent behavior.</w:t>
-            </w:r>
-          </w:p>
-        </w:tc>
-        <w:tc>
-          <w:tcPr>
-            <w:tcW w:w="1267" w:type="dxa"/>
-            <w:tcBorders>
-              <w:top w:val="nil"/>
-              <w:left w:val="nil"/>
-              <w:bottom w:val="single" w:sz="7" w:space="0" w:color="000000"/>
-              <w:right w:val="single" w:sz="7" w:space="0" w:color="000000"/>
-            </w:tcBorders>
-            <w:tcMar>
-              <w:top w:w="40" w:type="dxa"/>
-              <w:left w:w="40" w:type="dxa"/>
-              <w:bottom w:w="40" w:type="dxa"/>
-              <w:right w:w="40" w:type="dxa"/>
-            </w:tcMar>
-          </w:tcPr>
-          <w:p>
-            <w:pPr>
-              <w:spacing w:line="240" w:lineRule="auto"/>
-              <w:ind w:left="140" w:right="140"/>
               <w:jc w:val="center"/>
-              <w:rPr>
-                <w:sz w:val="20"/>
-                <w:szCs w:val="20"/>
-              </w:rPr>
-            </w:pPr>
-            <w:r>
-              <w:rPr>
-                <w:sz w:val="20"/>
-                <w:szCs w:val="20"/>
-              </w:rPr>
-              <w:t xml:space="preserve"> </w:t>
-            </w:r>
+            </w:pPr>
+            <w:sdt>
+              <w:sdtPr>
+                <w:alias w:val="C2"/>
+                <w:tag w:val="C2"/>
+                <w:id w:val="100015"/>
+                <w14:checkbox>
+                  <w14:checked w14:val="0"/>
+                  <w14:checkedState w14:val="2611" w14:font="MS Gothic"/>
+                  <w14:uncheckedState w14:val="2610" w14:font="MS Gothic"/>
+                </w14:checkbox>
+              </w:sdtPr>
+              <w:sdtContent>
+                <w:r>
+                  <w:rPr>
+                    <w:rFonts w:ascii="MS Gothic" w:eastAsia="MS Gothic" w:hAnsi="MS Gothic" w:cs="MS Gothic"/>
+                    <w:sz w:val="24"/>
+                  </w:rPr>
+                  <w:t>☐</w:t>
+                </w:r>
+              </w:sdtContent>
+            </w:sdt>
           </w:p>
         </w:tc>
       </w:tr>
       <w:tr>
         <w:trPr>
-          <w:trHeight w:val="300"/>
+          <w:cantSplit/>
+          <w:jc w:val="center"/>
         </w:trPr>
         <w:tc>
           <w:tcPr>
-            <w:tcW w:w="8467" w:type="dxa"/>
-            <w:tcBorders>
-              <w:top w:val="nil"/>
-              <w:left w:val="single" w:sz="7" w:space="0" w:color="000000"/>
-              <w:bottom w:val="single" w:sz="7" w:space="0" w:color="000000"/>
-              <w:right w:val="single" w:sz="7" w:space="0" w:color="000000"/>
-            </w:tcBorders>
-            <w:tcMar>
-              <w:top w:w="40" w:type="dxa"/>
-              <w:left w:w="80" w:type="dxa"/>
-              <w:bottom w:w="40" w:type="dxa"/>
-              <w:right w:w="80" w:type="dxa"/>
-            </w:tcMar>
+            <w:tcW w:w="8720" w:type="dxa"/>
+            <w:tcMar>
+              <w:top w:w="28" w:type="dxa"/>
+              <w:left w:w="85" w:type="dxa"/>
+              <w:bottom w:w="28" w:type="dxa"/>
+              <w:right w:w="85" w:type="dxa"/>
+            </w:tcMar>
+            <w:vAlign w:val="center"/>
+          </w:tcPr>
+          <w:p>
+            <w:pPr>
+              <w:spacing w:line="235" w:lineRule="auto"/>
+              <w:rPr>
+                <w:sz w:val="20"/>
+                <w:szCs w:val="21"/>
+              </w:rPr>
+            </w:pPr>
+            <w:r>
+              <w:rPr>
+                <w:sz w:val="20"/>
+                <w:szCs w:val="21"/>
+              </w:rPr>
+              <w:t>C3. Define stopping criteria and anomaly or failure-handling procedures, and report any aborted runs, exclusions, or post hoc corrections.</w:t>
+            </w:r>
+          </w:p>
+        </w:tc>
+        <w:tc>
+          <w:tcPr>
+            <w:tcW w:w="630" w:type="dxa"/>
+            <w:tcMar>
+              <w:top w:w="28" w:type="dxa"/>
+              <w:left w:w="85" w:type="dxa"/>
+              <w:bottom w:w="28" w:type="dxa"/>
+              <w:right w:w="85" w:type="dxa"/>
+            </w:tcMar>
+            <w:vAlign w:val="center"/>
           </w:tcPr>
           <w:p>
             <w:pPr>
               <w:spacing w:line="240" w:lineRule="auto"/>
-              <w:ind w:left="140" w:right="140"/>
-              <w:rPr>
-                <w:sz w:val="20"/>
-                <w:szCs w:val="20"/>
-              </w:rPr>
-            </w:pPr>
-            <w:r>
-              <w:rPr>
-                <w:sz w:val="20"/>
-                <w:szCs w:val="20"/>
-              </w:rPr>
-              <w:t>C3. Define stopping criteria and anomaly or failure handling procedures, and report any aborted runs, exclusions, or post hoc corrections.</w:t>
-            </w:r>
-          </w:p>
-        </w:tc>
-        <w:tc>
-          <w:tcPr>
-            <w:tcW w:w="1267" w:type="dxa"/>
-            <w:tcBorders>
-              <w:top w:val="nil"/>
-              <w:left w:val="nil"/>
-              <w:bottom w:val="single" w:sz="7" w:space="0" w:color="000000"/>
-              <w:right w:val="single" w:sz="7" w:space="0" w:color="000000"/>
-            </w:tcBorders>
-            <w:tcMar>
-              <w:top w:w="40" w:type="dxa"/>
-              <w:left w:w="40" w:type="dxa"/>
-              <w:bottom w:w="40" w:type="dxa"/>
-              <w:right w:w="40" w:type="dxa"/>
-            </w:tcMar>
-          </w:tcPr>
-          <w:p>
-            <w:pPr>
-              <w:spacing w:line="240" w:lineRule="auto"/>
-              <w:ind w:left="140" w:right="140"/>
               <w:jc w:val="center"/>
-              <w:rPr>
-                <w:sz w:val="20"/>
-                <w:szCs w:val="20"/>
-              </w:rPr>
-            </w:pPr>
-            <w:r>
-              <w:rPr>
-                <w:sz w:val="20"/>
-                <w:szCs w:val="20"/>
-              </w:rPr>
-              <w:t xml:space="preserve"> </w:t>
-            </w:r>
+            </w:pPr>
+            <w:sdt>
+              <w:sdtPr>
+                <w:alias w:val="C3"/>
+                <w:tag w:val="C3"/>
+                <w:id w:val="100016"/>
+                <w14:checkbox>
+                  <w14:checked w14:val="0"/>
+                  <w14:checkedState w14:val="2611" w14:font="MS Gothic"/>
+                  <w14:uncheckedState w14:val="2610" w14:font="MS Gothic"/>
+                </w14:checkbox>
+              </w:sdtPr>
+              <w:sdtContent>
+                <w:r>
+                  <w:rPr>
+                    <w:rFonts w:ascii="MS Gothic" w:eastAsia="MS Gothic" w:hAnsi="MS Gothic" w:cs="MS Gothic"/>
+                    <w:sz w:val="24"/>
+                  </w:rPr>
+                  <w:t>☐</w:t>
+                </w:r>
+              </w:sdtContent>
+            </w:sdt>
           </w:p>
         </w:tc>
       </w:tr>
       <w:tr>
         <w:trPr>
-          <w:trHeight w:val="300"/>
+          <w:cantSplit/>
+          <w:jc w:val="center"/>
         </w:trPr>
         <w:tc>
           <w:tcPr>
-            <w:tcW w:w="8467" w:type="dxa"/>
-            <w:tcBorders>
-              <w:top w:val="nil"/>
-              <w:left w:val="single" w:sz="7" w:space="0" w:color="000000"/>
-              <w:bottom w:val="single" w:sz="7" w:space="0" w:color="000000"/>
-              <w:right w:val="single" w:sz="7" w:space="0" w:color="000000"/>
-            </w:tcBorders>
-            <w:tcMar>
-              <w:top w:w="40" w:type="dxa"/>
-              <w:left w:w="80" w:type="dxa"/>
-              <w:bottom w:w="40" w:type="dxa"/>
-              <w:right w:w="80" w:type="dxa"/>
-            </w:tcMar>
+            <w:tcW w:w="8720" w:type="dxa"/>
+            <w:tcMar>
+              <w:top w:w="28" w:type="dxa"/>
+              <w:left w:w="85" w:type="dxa"/>
+              <w:bottom w:w="28" w:type="dxa"/>
+              <w:right w:w="85" w:type="dxa"/>
+            </w:tcMar>
+            <w:vAlign w:val="center"/>
+          </w:tcPr>
+          <w:p>
+            <w:pPr>
+              <w:spacing w:line="235" w:lineRule="auto"/>
+              <w:rPr>
+                <w:sz w:val="20"/>
+                <w:szCs w:val="21"/>
+              </w:rPr>
+            </w:pPr>
+            <w:r>
+              <w:rPr>
+                <w:sz w:val="20"/>
+                <w:szCs w:val="21"/>
+              </w:rPr>
+              <w:t>C4. Describe safety bounds, interlocks, and shutdown mechanisms, and explain how unsafe actions are prevented.</w:t>
+            </w:r>
+          </w:p>
+        </w:tc>
+        <w:tc>
+          <w:tcPr>
+            <w:tcW w:w="630" w:type="dxa"/>
+            <w:tcMar>
+              <w:top w:w="28" w:type="dxa"/>
+              <w:left w:w="85" w:type="dxa"/>
+              <w:bottom w:w="28" w:type="dxa"/>
+              <w:right w:w="85" w:type="dxa"/>
+            </w:tcMar>
+            <w:vAlign w:val="center"/>
           </w:tcPr>
           <w:p>
             <w:pPr>
               <w:spacing w:line="240" w:lineRule="auto"/>
-              <w:ind w:left="140" w:right="140"/>
-              <w:rPr>
-                <w:sz w:val="20"/>
-                <w:szCs w:val="20"/>
-              </w:rPr>
-            </w:pPr>
-            <w:r>
-              <w:rPr>
-                <w:sz w:val="20"/>
-                <w:szCs w:val="20"/>
-              </w:rPr>
-              <w:t>C4. Describe safety bounds, interlocks, and shutdown mechanisms, and explain how the agent is prevented from executing unsafe experiments.</w:t>
-            </w:r>
-          </w:p>
-        </w:tc>
-        <w:tc>
-          <w:tcPr>
-            <w:tcW w:w="1267" w:type="dxa"/>
-            <w:tcBorders>
-              <w:top w:val="nil"/>
-              <w:left w:val="nil"/>
-              <w:bottom w:val="single" w:sz="7" w:space="0" w:color="000000"/>
-              <w:right w:val="single" w:sz="7" w:space="0" w:color="000000"/>
-            </w:tcBorders>
-            <w:tcMar>
-              <w:top w:w="40" w:type="dxa"/>
-              <w:left w:w="40" w:type="dxa"/>
-              <w:bottom w:w="40" w:type="dxa"/>
-              <w:right w:w="40" w:type="dxa"/>
-            </w:tcMar>
-          </w:tcPr>
-          <w:p>
-            <w:pPr>
-              <w:spacing w:line="240" w:lineRule="auto"/>
-              <w:ind w:left="140" w:right="140"/>
               <w:jc w:val="center"/>
-              <w:rPr>
-                <w:sz w:val="20"/>
-                <w:szCs w:val="20"/>
-              </w:rPr>
-            </w:pPr>
-            <w:r>
-              <w:rPr>
-                <w:sz w:val="20"/>
-                <w:szCs w:val="20"/>
-              </w:rPr>
-              <w:t xml:space="preserve"> </w:t>
-            </w:r>
+            </w:pPr>
+            <w:sdt>
+              <w:sdtPr>
+                <w:alias w:val="C4"/>
+                <w:tag w:val="C4"/>
+                <w:id w:val="100017"/>
+                <w14:checkbox>
+                  <w14:checked w14:val="0"/>
+                  <w14:checkedState w14:val="2611" w14:font="MS Gothic"/>
+                  <w14:uncheckedState w14:val="2610" w14:font="MS Gothic"/>
+                </w14:checkbox>
+              </w:sdtPr>
+              <w:sdtContent>
+                <w:r>
+                  <w:rPr>
+                    <w:rFonts w:ascii="MS Gothic" w:eastAsia="MS Gothic" w:hAnsi="MS Gothic" w:cs="MS Gothic"/>
+                    <w:sz w:val="24"/>
+                  </w:rPr>
+                  <w:t>☐</w:t>
+                </w:r>
+              </w:sdtContent>
+            </w:sdt>
           </w:p>
         </w:tc>
       </w:tr>
       <w:tr>
         <w:trPr>
-          <w:trHeight w:val="300"/>
+          <w:cantSplit/>
+          <w:jc w:val="center"/>
         </w:trPr>
         <w:tc>
           <w:tcPr>
-            <w:tcW w:w="8467" w:type="dxa"/>
-            <w:tcBorders>
-              <w:top w:val="nil"/>
-              <w:left w:val="single" w:sz="7" w:space="0" w:color="000000"/>
-              <w:bottom w:val="single" w:sz="7" w:space="0" w:color="000000"/>
-              <w:right w:val="single" w:sz="7" w:space="0" w:color="000000"/>
-            </w:tcBorders>
-            <w:tcMar>
-              <w:top w:w="40" w:type="dxa"/>
-              <w:left w:w="80" w:type="dxa"/>
-              <w:bottom w:w="40" w:type="dxa"/>
-              <w:right w:w="80" w:type="dxa"/>
-            </w:tcMar>
+            <w:tcW w:w="8720" w:type="dxa"/>
+            <w:tcMar>
+              <w:top w:w="28" w:type="dxa"/>
+              <w:left w:w="85" w:type="dxa"/>
+              <w:bottom w:w="28" w:type="dxa"/>
+              <w:right w:w="85" w:type="dxa"/>
+            </w:tcMar>
+            <w:vAlign w:val="center"/>
+          </w:tcPr>
+          <w:p>
+            <w:pPr>
+              <w:spacing w:line="235" w:lineRule="auto"/>
+              <w:rPr>
+                <w:sz w:val="20"/>
+                <w:szCs w:val="21"/>
+              </w:rPr>
+            </w:pPr>
+            <w:r>
+              <w:rPr>
+                <w:sz w:val="20"/>
+                <w:szCs w:val="21"/>
+              </w:rPr>
+              <w:t>C5. Maintain a traceable record of the campaign trajectory, with summaries or representative segments when full detail is impractical, sufficient to support statistical reproducibility of agent behavior.</w:t>
+            </w:r>
+          </w:p>
+        </w:tc>
+        <w:tc>
+          <w:tcPr>
+            <w:tcW w:w="630" w:type="dxa"/>
+            <w:tcMar>
+              <w:top w:w="28" w:type="dxa"/>
+              <w:left w:w="85" w:type="dxa"/>
+              <w:bottom w:w="28" w:type="dxa"/>
+              <w:right w:w="85" w:type="dxa"/>
+            </w:tcMar>
+            <w:vAlign w:val="center"/>
           </w:tcPr>
           <w:p>
             <w:pPr>
               <w:spacing w:line="240" w:lineRule="auto"/>
-              <w:ind w:left="140" w:right="140"/>
-              <w:rPr>
-                <w:sz w:val="20"/>
-                <w:szCs w:val="20"/>
-              </w:rPr>
-            </w:pPr>
-            <w:r>
-              <w:rPr>
-                <w:sz w:val="20"/>
-                <w:szCs w:val="20"/>
-              </w:rPr>
-              <w:t>C5. Maintain a traceable record of the campaign trajectory, with summaries or representative segments when full iteration-level detail is impractical, sufficient to support the statistical reproducibility of agent behavior.</w:t>
-            </w:r>
-          </w:p>
-        </w:tc>
-        <w:tc>
-          <w:tcPr>
-            <w:tcW w:w="1267" w:type="dxa"/>
-            <w:tcBorders>
-              <w:top w:val="nil"/>
-              <w:left w:val="nil"/>
-              <w:bottom w:val="single" w:sz="7" w:space="0" w:color="000000"/>
-              <w:right w:val="single" w:sz="7" w:space="0" w:color="000000"/>
-            </w:tcBorders>
-            <w:tcMar>
-              <w:top w:w="40" w:type="dxa"/>
-              <w:left w:w="40" w:type="dxa"/>
-              <w:bottom w:w="40" w:type="dxa"/>
-              <w:right w:w="40" w:type="dxa"/>
-            </w:tcMar>
-          </w:tcPr>
-          <w:p>
-            <w:pPr>
-              <w:spacing w:line="240" w:lineRule="auto"/>
-              <w:ind w:left="140" w:right="140"/>
               <w:jc w:val="center"/>
-              <w:rPr>
-                <w:sz w:val="20"/>
-                <w:szCs w:val="20"/>
-              </w:rPr>
-            </w:pPr>
+            </w:pPr>
+            <w:sdt>
+              <w:sdtPr>
+                <w:alias w:val="C5"/>
+                <w:tag w:val="C5"/>
+                <w:id w:val="100018"/>
+                <w14:checkbox>
+                  <w14:checked w14:val="0"/>
+                  <w14:checkedState w14:val="2611" w14:font="MS Gothic"/>
+                  <w14:uncheckedState w14:val="2610" w14:font="MS Gothic"/>
+                </w14:checkbox>
+              </w:sdtPr>
+              <w:sdtContent>
+                <w:r>
+                  <w:rPr>
+                    <w:rFonts w:ascii="MS Gothic" w:eastAsia="MS Gothic" w:hAnsi="MS Gothic" w:cs="MS Gothic"/>
+                    <w:sz w:val="24"/>
+                  </w:rPr>
+                  <w:t>☐</w:t>
+                </w:r>
+              </w:sdtContent>
+            </w:sdt>
           </w:p>
         </w:tc>
       </w:tr>
       <w:tr>
         <w:trPr>
-          <w:trHeight w:val="300"/>
+          <w:cantSplit/>
+          <w:jc w:val="center"/>
         </w:trPr>
         <w:tc>
           <w:tcPr>
-            <w:tcW w:w="9734" w:type="dxa"/>
+            <w:tcW w:w="9350" w:type="dxa"/>
             <w:gridSpan w:val="2"/>
-            <w:tcBorders>
-              <w:top w:val="nil"/>
-              <w:left w:val="single" w:sz="7" w:space="0" w:color="000000"/>
-              <w:bottom w:val="single" w:sz="7" w:space="0" w:color="000000"/>
-              <w:right w:val="single" w:sz="7" w:space="0" w:color="000000"/>
-            </w:tcBorders>
-            <w:shd w:val="clear" w:color="auto" w:fill="F2F2F2"/>
-            <w:tcMar>
-              <w:top w:w="40" w:type="dxa"/>
-              <w:left w:w="80" w:type="dxa"/>
-              <w:bottom w:w="40" w:type="dxa"/>
-              <w:right w:w="80" w:type="dxa"/>
-            </w:tcMar>
-          </w:tcPr>
-          <w:p>
-            <w:pPr>
-              <w:spacing w:line="240" w:lineRule="auto"/>
-              <w:ind w:left="140" w:right="140"/>
+            <w:shd w:val="clear" w:color="auto" w:fill="E6E6E6"/>
+            <w:tcMar>
+              <w:top w:w="35" w:type="dxa"/>
+              <w:left w:w="85" w:type="dxa"/>
+              <w:bottom w:w="35" w:type="dxa"/>
+              <w:right w:w="85" w:type="dxa"/>
+            </w:tcMar>
+            <w:vAlign w:val="center"/>
+          </w:tcPr>
+          <w:p>
+            <w:pPr>
+              <w:spacing w:before="120" w:line="240" w:lineRule="auto"/>
+              <w:rPr>
+                <w:sz w:val="20"/>
+                <w:szCs w:val="21"/>
+              </w:rPr>
+            </w:pPr>
+            <w:r>
               <w:rPr>
                 <w:b/>
-                <w:bCs/>
-                <w:sz w:val="20"/>
-                <w:szCs w:val="20"/>
-              </w:rPr>
-            </w:pPr>
+                <w:sz w:val="20"/>
+                <w:szCs w:val="21"/>
+              </w:rPr>
+              <w:t xml:space="preserve">D. Tutorials, </w:t>
+            </w:r>
             <w:r>
               <w:rPr>
                 <w:b/>
-                <w:bCs/>
-                <w:sz w:val="20"/>
-                <w:szCs w:val="20"/>
-              </w:rPr>
-              <w:t>D. Tutorials, Notebooks, and Other Executable Artifacts</w:t>
+                <w:sz w:val="20"/>
+                <w:szCs w:val="21"/>
+              </w:rPr>
+              <w:t>n</w:t>
+            </w:r>
+            <w:r>
+              <w:rPr>
+                <w:b/>
+                <w:sz w:val="20"/>
+                <w:szCs w:val="21"/>
+              </w:rPr>
+              <w:t xml:space="preserve">otebooks, and </w:t>
+            </w:r>
+            <w:r>
+              <w:rPr>
+                <w:b/>
+                <w:sz w:val="20"/>
+                <w:szCs w:val="21"/>
+              </w:rPr>
+              <w:t>e</w:t>
+            </w:r>
+            <w:r>
+              <w:rPr>
+                <w:b/>
+                <w:sz w:val="20"/>
+                <w:szCs w:val="21"/>
+              </w:rPr>
+              <w:t xml:space="preserve">xecutable </w:t>
+            </w:r>
+            <w:r>
+              <w:rPr>
+                <w:b/>
+                <w:sz w:val="20"/>
+                <w:szCs w:val="21"/>
+              </w:rPr>
+              <w:t>a</w:t>
+            </w:r>
+            <w:r>
+              <w:rPr>
+                <w:b/>
+                <w:sz w:val="20"/>
+                <w:szCs w:val="21"/>
+              </w:rPr>
+              <w:t>rtifacts</w:t>
             </w:r>
           </w:p>
         </w:tc>
       </w:tr>
       <w:tr>
         <w:trPr>
-          <w:trHeight w:val="300"/>
+          <w:cantSplit/>
+          <w:jc w:val="center"/>
         </w:trPr>
         <w:tc>
           <w:tcPr>
-            <w:tcW w:w="8467" w:type="dxa"/>
-            <w:tcBorders>
-              <w:top w:val="nil"/>
-              <w:left w:val="single" w:sz="7" w:space="0" w:color="000000"/>
-              <w:bottom w:val="single" w:sz="7" w:space="0" w:color="000000"/>
-              <w:right w:val="single" w:sz="7" w:space="0" w:color="000000"/>
-            </w:tcBorders>
-            <w:tcMar>
-              <w:top w:w="40" w:type="dxa"/>
-              <w:left w:w="80" w:type="dxa"/>
-              <w:bottom w:w="40" w:type="dxa"/>
-              <w:right w:w="80" w:type="dxa"/>
-            </w:tcMar>
+            <w:tcW w:w="8720" w:type="dxa"/>
+            <w:tcMar>
+              <w:top w:w="28" w:type="dxa"/>
+              <w:left w:w="85" w:type="dxa"/>
+              <w:bottom w:w="28" w:type="dxa"/>
+              <w:right w:w="85" w:type="dxa"/>
+            </w:tcMar>
+            <w:vAlign w:val="center"/>
+          </w:tcPr>
+          <w:p>
+            <w:pPr>
+              <w:spacing w:line="235" w:lineRule="auto"/>
+              <w:rPr>
+                <w:sz w:val="20"/>
+                <w:szCs w:val="21"/>
+              </w:rPr>
+            </w:pPr>
+            <w:r>
+              <w:rPr>
+                <w:sz w:val="20"/>
+                <w:szCs w:val="21"/>
+              </w:rPr>
+              <w:t>D1. Provide executable tutorials or notebooks illustrating key elements of data management, model development, and workflow integration.</w:t>
+            </w:r>
+          </w:p>
+        </w:tc>
+        <w:tc>
+          <w:tcPr>
+            <w:tcW w:w="630" w:type="dxa"/>
+            <w:tcMar>
+              <w:top w:w="28" w:type="dxa"/>
+              <w:left w:w="85" w:type="dxa"/>
+              <w:bottom w:w="28" w:type="dxa"/>
+              <w:right w:w="85" w:type="dxa"/>
+            </w:tcMar>
+            <w:vAlign w:val="center"/>
           </w:tcPr>
           <w:p>
             <w:pPr>
               <w:spacing w:line="240" w:lineRule="auto"/>
-              <w:ind w:left="140" w:right="140"/>
-              <w:rPr>
-                <w:sz w:val="20"/>
-                <w:szCs w:val="20"/>
-              </w:rPr>
-            </w:pPr>
-            <w:r>
-              <w:rPr>
-                <w:sz w:val="20"/>
-                <w:szCs w:val="20"/>
-              </w:rPr>
-              <w:t xml:space="preserve">D1. Provide executable tutorials or notebooks illustrating key elements of data management, model development, and workflow integration. </w:t>
-            </w:r>
-          </w:p>
-        </w:tc>
-        <w:tc>
-          <w:tcPr>
-            <w:tcW w:w="1267" w:type="dxa"/>
-            <w:tcBorders>
-              <w:top w:val="nil"/>
-              <w:left w:val="nil"/>
-              <w:bottom w:val="single" w:sz="7" w:space="0" w:color="000000"/>
-              <w:right w:val="single" w:sz="7" w:space="0" w:color="000000"/>
-            </w:tcBorders>
-            <w:tcMar>
-              <w:top w:w="40" w:type="dxa"/>
-              <w:left w:w="40" w:type="dxa"/>
-              <w:bottom w:w="40" w:type="dxa"/>
-              <w:right w:w="40" w:type="dxa"/>
-            </w:tcMar>
-          </w:tcPr>
-          <w:p>
-            <w:pPr>
-              <w:spacing w:line="240" w:lineRule="auto"/>
-              <w:ind w:left="140" w:right="140"/>
               <w:jc w:val="center"/>
-              <w:rPr>
-                <w:sz w:val="20"/>
-                <w:szCs w:val="20"/>
-              </w:rPr>
-            </w:pPr>
+            </w:pPr>
+            <w:sdt>
+              <w:sdtPr>
+                <w:alias w:val="D1"/>
+                <w:tag w:val="D1"/>
+                <w:id w:val="100020"/>
+                <w14:checkbox>
+                  <w14:checked w14:val="0"/>
+                  <w14:checkedState w14:val="2611" w14:font="MS Gothic"/>
+                  <w14:uncheckedState w14:val="2610" w14:font="MS Gothic"/>
+                </w14:checkbox>
+              </w:sdtPr>
+              <w:sdtContent>
+                <w:r>
+                  <w:rPr>
+                    <w:rFonts w:ascii="MS Gothic" w:eastAsia="MS Gothic" w:hAnsi="MS Gothic" w:hint="eastAsia"/>
+                  </w:rPr>
+                  <w:t>☐</w:t>
+                </w:r>
+              </w:sdtContent>
+            </w:sdt>
           </w:p>
         </w:tc>
       </w:tr>
       <w:tr>
         <w:trPr>
-          <w:trHeight w:val="300"/>
+          <w:cantSplit/>
+          <w:jc w:val="center"/>
         </w:trPr>
         <w:tc>
           <w:tcPr>
-            <w:tcW w:w="8467" w:type="dxa"/>
-            <w:tcBorders>
-              <w:top w:val="nil"/>
-              <w:left w:val="single" w:sz="7" w:space="0" w:color="000000"/>
-              <w:bottom w:val="single" w:sz="7" w:space="0" w:color="000000"/>
-              <w:right w:val="single" w:sz="7" w:space="0" w:color="000000"/>
-            </w:tcBorders>
-            <w:tcMar>
-              <w:top w:w="40" w:type="dxa"/>
-              <w:left w:w="80" w:type="dxa"/>
-              <w:bottom w:w="40" w:type="dxa"/>
-              <w:right w:w="80" w:type="dxa"/>
-            </w:tcMar>
+            <w:tcW w:w="8720" w:type="dxa"/>
+            <w:tcMar>
+              <w:top w:w="28" w:type="dxa"/>
+              <w:left w:w="85" w:type="dxa"/>
+              <w:bottom w:w="28" w:type="dxa"/>
+              <w:right w:w="85" w:type="dxa"/>
+            </w:tcMar>
+            <w:vAlign w:val="center"/>
+          </w:tcPr>
+          <w:p>
+            <w:pPr>
+              <w:spacing w:line="235" w:lineRule="auto"/>
+              <w:rPr>
+                <w:sz w:val="20"/>
+                <w:szCs w:val="21"/>
+              </w:rPr>
+            </w:pPr>
+            <w:r>
+              <w:rPr>
+                <w:sz w:val="20"/>
+                <w:szCs w:val="21"/>
+              </w:rPr>
+              <w:t>D2. Link each tutorial or notebook to the relevant manuscript sections and checklist items, including versioning information where feasible.</w:t>
+            </w:r>
+          </w:p>
+        </w:tc>
+        <w:tc>
+          <w:tcPr>
+            <w:tcW w:w="630" w:type="dxa"/>
+            <w:tcMar>
+              <w:top w:w="28" w:type="dxa"/>
+              <w:left w:w="85" w:type="dxa"/>
+              <w:bottom w:w="28" w:type="dxa"/>
+              <w:right w:w="85" w:type="dxa"/>
+            </w:tcMar>
+            <w:vAlign w:val="center"/>
           </w:tcPr>
           <w:p>
             <w:pPr>
               <w:spacing w:line="240" w:lineRule="auto"/>
-              <w:ind w:left="140" w:right="140"/>
-              <w:rPr>
-                <w:sz w:val="20"/>
-                <w:szCs w:val="20"/>
-              </w:rPr>
-            </w:pPr>
-            <w:r>
-              <w:rPr>
-                <w:sz w:val="20"/>
-                <w:szCs w:val="20"/>
-              </w:rPr>
-              <w:t xml:space="preserve">D2. Link each tutorial or notebook to the relevant manuscript sections and checklist </w:t>
-            </w:r>
-            <w:proofErr w:type="gramStart"/>
-            <w:r>
-              <w:rPr>
-                <w:sz w:val="20"/>
-                <w:szCs w:val="20"/>
-              </w:rPr>
-              <w:t>items, and</w:t>
-            </w:r>
-            <w:proofErr w:type="gramEnd"/>
-            <w:r>
-              <w:rPr>
-                <w:sz w:val="20"/>
-                <w:szCs w:val="20"/>
-              </w:rPr>
-              <w:t xml:space="preserve"> include versioning information where feasible.</w:t>
-            </w:r>
-          </w:p>
-        </w:tc>
-        <w:tc>
-          <w:tcPr>
-            <w:tcW w:w="1267" w:type="dxa"/>
-            <w:tcBorders>
-              <w:top w:val="nil"/>
-              <w:left w:val="nil"/>
-              <w:bottom w:val="single" w:sz="7" w:space="0" w:color="000000"/>
-              <w:right w:val="single" w:sz="7" w:space="0" w:color="000000"/>
-            </w:tcBorders>
-            <w:tcMar>
-              <w:top w:w="40" w:type="dxa"/>
-              <w:left w:w="40" w:type="dxa"/>
-              <w:bottom w:w="40" w:type="dxa"/>
-              <w:right w:w="40" w:type="dxa"/>
-            </w:tcMar>
-          </w:tcPr>
-          <w:p>
-            <w:pPr>
-              <w:spacing w:line="240" w:lineRule="auto"/>
-              <w:ind w:left="140" w:right="140"/>
               <w:jc w:val="center"/>
-              <w:rPr>
-                <w:sz w:val="20"/>
-                <w:szCs w:val="20"/>
-              </w:rPr>
-            </w:pPr>
+            </w:pPr>
+            <w:sdt>
+              <w:sdtPr>
+                <w:alias w:val="D2"/>
+                <w:tag w:val="D2"/>
+                <w:id w:val="100021"/>
+                <w14:checkbox>
+                  <w14:checked w14:val="0"/>
+                  <w14:checkedState w14:val="2611" w14:font="MS Gothic"/>
+                  <w14:uncheckedState w14:val="2610" w14:font="MS Gothic"/>
+                </w14:checkbox>
+              </w:sdtPr>
+              <w:sdtContent>
+                <w:r>
+                  <w:rPr>
+                    <w:rFonts w:ascii="MS Gothic" w:eastAsia="MS Gothic" w:hAnsi="MS Gothic" w:hint="eastAsia"/>
+                  </w:rPr>
+                  <w:t>☐</w:t>
+                </w:r>
+              </w:sdtContent>
+            </w:sdt>
           </w:p>
         </w:tc>
       </w:tr>
       <w:tr>
         <w:trPr>
-          <w:trHeight w:val="300"/>
+          <w:cantSplit/>
+          <w:jc w:val="center"/>
         </w:trPr>
         <w:tc>
           <w:tcPr>
-            <w:tcW w:w="8467" w:type="dxa"/>
-            <w:tcBorders>
-              <w:top w:val="nil"/>
-              <w:left w:val="single" w:sz="7" w:space="0" w:color="000000"/>
-              <w:bottom w:val="single" w:sz="7" w:space="0" w:color="000000"/>
-              <w:right w:val="single" w:sz="7" w:space="0" w:color="000000"/>
-            </w:tcBorders>
-            <w:tcMar>
-              <w:top w:w="40" w:type="dxa"/>
-              <w:left w:w="80" w:type="dxa"/>
-              <w:bottom w:w="40" w:type="dxa"/>
-              <w:right w:w="80" w:type="dxa"/>
-            </w:tcMar>
+            <w:tcW w:w="8720" w:type="dxa"/>
+            <w:tcMar>
+              <w:top w:w="28" w:type="dxa"/>
+              <w:left w:w="85" w:type="dxa"/>
+              <w:bottom w:w="28" w:type="dxa"/>
+              <w:right w:w="85" w:type="dxa"/>
+            </w:tcMar>
+            <w:vAlign w:val="center"/>
+          </w:tcPr>
+          <w:p>
+            <w:pPr>
+              <w:spacing w:line="235" w:lineRule="auto"/>
+              <w:rPr>
+                <w:sz w:val="20"/>
+                <w:szCs w:val="21"/>
+              </w:rPr>
+            </w:pPr>
+            <w:r>
+              <w:rPr>
+                <w:sz w:val="20"/>
+                <w:szCs w:val="21"/>
+              </w:rPr>
+              <w:t xml:space="preserve">D3. Document the execution environment required to run the tutorials (e.g., container images, </w:t>
+            </w:r>
+            <w:proofErr w:type="spellStart"/>
+            <w:r>
+              <w:rPr>
+                <w:sz w:val="20"/>
+                <w:szCs w:val="21"/>
+              </w:rPr>
+              <w:t>lockfiles</w:t>
+            </w:r>
+            <w:proofErr w:type="spellEnd"/>
+            <w:r>
+              <w:rPr>
+                <w:sz w:val="20"/>
+                <w:szCs w:val="21"/>
+              </w:rPr>
+              <w:t>, or environment specifications) to mitigate dependency and API drift.</w:t>
+            </w:r>
+          </w:p>
+        </w:tc>
+        <w:tc>
+          <w:tcPr>
+            <w:tcW w:w="630" w:type="dxa"/>
+            <w:tcMar>
+              <w:top w:w="28" w:type="dxa"/>
+              <w:left w:w="85" w:type="dxa"/>
+              <w:bottom w:w="28" w:type="dxa"/>
+              <w:right w:w="85" w:type="dxa"/>
+            </w:tcMar>
+            <w:vAlign w:val="center"/>
           </w:tcPr>
           <w:p>
             <w:pPr>
               <w:spacing w:line="240" w:lineRule="auto"/>
-              <w:ind w:left="140" w:right="140"/>
-              <w:rPr>
-                <w:sz w:val="20"/>
-                <w:szCs w:val="20"/>
-              </w:rPr>
-            </w:pPr>
-            <w:r>
-              <w:rPr>
-                <w:sz w:val="20"/>
-                <w:szCs w:val="20"/>
-              </w:rPr>
-              <w:t xml:space="preserve">D3. Document the execution environment required to run the tutorials (e.g., container images, </w:t>
-            </w:r>
-            <w:proofErr w:type="spellStart"/>
-            <w:r>
-              <w:rPr>
-                <w:sz w:val="20"/>
-                <w:szCs w:val="20"/>
-              </w:rPr>
-              <w:t>lockfiles</w:t>
-            </w:r>
-            <w:proofErr w:type="spellEnd"/>
-            <w:r>
-              <w:rPr>
-                <w:sz w:val="20"/>
-                <w:szCs w:val="20"/>
-              </w:rPr>
-              <w:t>, or environment specifications) to mitigate dependency and API drift.</w:t>
-            </w:r>
-          </w:p>
-        </w:tc>
-        <w:tc>
-          <w:tcPr>
-            <w:tcW w:w="1267" w:type="dxa"/>
-            <w:tcBorders>
-              <w:top w:val="nil"/>
-              <w:left w:val="nil"/>
-              <w:bottom w:val="single" w:sz="7" w:space="0" w:color="000000"/>
-              <w:right w:val="single" w:sz="7" w:space="0" w:color="000000"/>
-            </w:tcBorders>
-            <w:tcMar>
-              <w:top w:w="40" w:type="dxa"/>
-              <w:left w:w="40" w:type="dxa"/>
-              <w:bottom w:w="40" w:type="dxa"/>
-              <w:right w:w="40" w:type="dxa"/>
-            </w:tcMar>
-          </w:tcPr>
-          <w:p>
-            <w:pPr>
-              <w:spacing w:line="240" w:lineRule="auto"/>
-              <w:ind w:left="140" w:right="140"/>
               <w:jc w:val="center"/>
-              <w:rPr>
-                <w:sz w:val="20"/>
-                <w:szCs w:val="20"/>
-              </w:rPr>
-            </w:pPr>
+            </w:pPr>
+            <w:sdt>
+              <w:sdtPr>
+                <w:alias w:val="D3"/>
+                <w:tag w:val="D3"/>
+                <w:id w:val="100022"/>
+                <w14:checkbox>
+                  <w14:checked w14:val="0"/>
+                  <w14:checkedState w14:val="2611" w14:font="MS Gothic"/>
+                  <w14:uncheckedState w14:val="2610" w14:font="MS Gothic"/>
+                </w14:checkbox>
+              </w:sdtPr>
+              <w:sdtContent>
+                <w:r>
+                  <w:rPr>
+                    <w:rFonts w:ascii="MS Gothic" w:eastAsia="MS Gothic" w:hAnsi="MS Gothic" w:cs="MS Gothic"/>
+                    <w:sz w:val="24"/>
+                  </w:rPr>
+                  <w:t>☐</w:t>
+                </w:r>
+              </w:sdtContent>
+            </w:sdt>
           </w:p>
         </w:tc>
       </w:tr>
@@ -1711,13 +1662,32 @@
           <w:right w:val="nil"/>
           <w:between w:val="nil"/>
         </w:pBdr>
-        <w:spacing w:line="240" w:lineRule="auto"/>
+        <w:spacing w:before="120" w:after="220" w:line="240" w:lineRule="auto"/>
       </w:pPr>
-      <w:bookmarkStart w:id="1" w:name="_xwriih80s1e1" w:colFirst="0" w:colLast="0"/>
+      <w:bookmarkStart w:id="0" w:name="_xwriih80s1e1" w:colFirst="0" w:colLast="0"/>
+      <w:bookmarkStart w:id="1" w:name="_m9vu5m4xzfct" w:colFirst="0" w:colLast="0"/>
+      <w:bookmarkEnd w:id="0"/>
       <w:bookmarkEnd w:id="1"/>
+      <w:r>
+        <w:t>This checklist</w:t>
+      </w:r>
+      <w:r>
+        <w:t xml:space="preserve"> maintained as a living, versioned community standard at </w:t>
+      </w:r>
+      <w:hyperlink r:id="rId7">
+        <w:r>
+          <w:rPr>
+            <w:u w:val="single"/>
+          </w:rPr>
+          <w:t>https://github.com/trace-ai-org/trace-ai-checklist</w:t>
+        </w:r>
+      </w:hyperlink>
+      <w:r>
+        <w:t>.</w:t>
+      </w:r>
     </w:p>
     <w:sectPr>
-      <w:footerReference w:type="default" r:id="rId9"/>
+      <w:footerReference w:type="default" r:id="rId8"/>
       <w:pgSz w:w="12240" w:h="15840"/>
       <w:pgMar w:top="1440" w:right="1440" w:bottom="1440" w:left="1440" w:header="720" w:footer="720" w:gutter="0"/>
       <w:cols w:space="720"/>
@@ -1807,9 +1777,9 @@
 <file path=word/numbering.xml><?xml version="1.0" encoding="utf-8"?>
 <w:numbering xmlns:wpc="http://schemas.microsoft.com/office/word/2010/wordprocessingCanvas" xmlns:cx="http://schemas.microsoft.com/office/drawing/2014/chartex" xmlns:cx1="http://schemas.microsoft.com/office/drawing/2015/9/8/chartex" xmlns:cx2="http://schemas.microsoft.com/office/drawing/2015/10/21/chartex" xmlns:cx3="http://schemas.microsoft.com/office/drawing/2016/5/9/chartex" xmlns:cx4="http://schemas.microsoft.com/office/drawing/2016/5/10/chartex" xmlns:cx5="http://schemas.microsoft.com/office/drawing/2016/5/11/chartex" xmlns:cx6="http://schemas.microsoft.com/office/drawing/2016/5/12/chartex" xmlns:cx7="http://schemas.microsoft.com/office/drawing/2016/5/13/chartex" xmlns:cx8="http://schemas.microsoft.com/office/drawing/2016/5/14/chartex" xmlns:mc="http://schemas.openxmlformats.org/markup-compatibility/2006" xmlns:aink="http://schemas.microsoft.com/office/drawing/2016/ink" xmlns:am3d="http://schemas.microsoft.com/office/drawing/2017/model3d" xmlns:o="urn:schemas-microsoft-com:office:office" xmlns:oel="http://schemas.microsoft.com/office/2019/extlst" xmlns:r="http://schemas.openxmlformats.org/officeDocument/2006/relationships" xmlns:m="http://schemas.openxmlformats.org/officeDocument/2006/math" xmlns:v="urn:schemas-microsoft-com:vml" xmlns:wp14="http://schemas.microsoft.com/office/word/2010/wordprocessingDrawing" xmlns:wp="http://schemas.openxmlformats.org/drawingml/2006/wordprocessingDrawing" xmlns:w10="urn:schemas-microsoft-com:office:word" xmlns:w="http://schemas.openxmlformats.org/wordprocessingml/2006/main" xmlns:w14="http://schemas.microsoft.com/office/word/2010/wordml" xmlns:w15="http://schemas.microsoft.com/office/word/2012/wordml" xmlns:w16cex="http://schemas.microsoft.com/office/word/2018/wordml/cex" xmlns:w16cid="http://schemas.microsoft.com/office/word/2016/wordml/cid" xmlns:w16="http://schemas.microsoft.com/office/word/2018/wordml" xmlns:w16du="http://schemas.microsoft.com/office/word/2023/wordml/word16du" xmlns:w16sdtdh="http://schemas.microsoft.com/office/word/2020/wordml/sdtdatahash" xmlns:w16sdtfl="http://schemas.microsoft.com/office/word/2024/wordml/sdtformatlock" xmlns:w16se="http://schemas.microsoft.com/office/word/2015/wordml/symex" xmlns:wpg="http://schemas.microsoft.com/office/word/2010/wordprocessingGroup" xmlns:wpi="http://schemas.microsoft.com/office/word/2010/wordprocessingInk" xmlns:wne="http://schemas.microsoft.com/office/word/2006/wordml" xmlns:wps="http://schemas.microsoft.com/office/word/2010/wordprocessingShape" mc:Ignorable="w14 w15 w16se w16cid w16 w16cex w16sdtdh w16sdtfl w16du wp14">
   <w:abstractNum w:abstractNumId="0" w15:restartNumberingAfterBreak="0">
-    <w:nsid w:val="40780C67"/>
+    <w:nsid w:val="3CAD7044"/>
     <w:multiLevelType w:val="multilevel"/>
-    <w:tmpl w:val="E95AB3EE"/>
+    <w:tmpl w:val="69B23708"/>
     <w:lvl w:ilvl="0">
       <w:start w:val="1"/>
       <w:numFmt w:val="decimal"/>
@@ -1920,9 +1890,9 @@
     </w:lvl>
   </w:abstractNum>
   <w:abstractNum w:abstractNumId="1" w15:restartNumberingAfterBreak="0">
-    <w:nsid w:val="588B17C9"/>
+    <w:nsid w:val="5FEC3A3A"/>
     <w:multiLevelType w:val="multilevel"/>
-    <w:tmpl w:val="5C4A0DD8"/>
+    <w:tmpl w:val="063C9E5C"/>
     <w:lvl w:ilvl="0">
       <w:start w:val="1"/>
       <w:numFmt w:val="bullet"/>
@@ -2032,10 +2002,10 @@
       </w:rPr>
     </w:lvl>
   </w:abstractNum>
-  <w:num w:numId="1" w16cid:durableId="345986111">
+  <w:num w:numId="1" w16cid:durableId="102000960">
     <w:abstractNumId w:val="1"/>
   </w:num>
-  <w:num w:numId="2" w16cid:durableId="1512796104">
+  <w:num w:numId="2" w16cid:durableId="821969879">
     <w:abstractNumId w:val="0"/>
   </w:num>
 </w:numbering>
@@ -2631,6 +2601,43 @@
       <w:tblStyleColBandSize w:val="1"/>
     </w:tblPr>
   </w:style>
+  <w:style w:type="paragraph" w:styleId="NormalWeb">
+    <w:name w:val="Normal (Web)"/>
+    <w:basedOn w:val="Normal"/>
+    <w:uiPriority w:val="99"/>
+    <w:unhideWhenUsed/>
+    <w:rsid w:val="00485A39"/>
+    <w:pPr>
+      <w:spacing w:before="100" w:beforeAutospacing="1" w:after="100" w:afterAutospacing="1" w:line="240" w:lineRule="auto"/>
+    </w:pPr>
+    <w:rPr>
+      <w:rFonts w:ascii="Times New Roman" w:eastAsia="Times New Roman" w:hAnsi="Times New Roman" w:cs="Times New Roman"/>
+      <w:sz w:val="24"/>
+      <w:szCs w:val="24"/>
+      <w:lang w:val="en-US"/>
+    </w:rPr>
+  </w:style>
+  <w:style w:type="character" w:styleId="Strong">
+    <w:name w:val="Strong"/>
+    <w:basedOn w:val="DefaultParagraphFont"/>
+    <w:uiPriority w:val="22"/>
+    <w:qFormat/>
+    <w:rsid w:val="00485A39"/>
+    <w:rPr>
+      <w:b/>
+      <w:bCs/>
+    </w:rPr>
+  </w:style>
+  <w:style w:type="paragraph" w:styleId="Revision">
+    <w:name w:val="Revision"/>
+    <w:hidden/>
+    <w:uiPriority w:val="99"/>
+    <w:semiHidden/>
+    <w:rsid w:val="006267DB"/>
+    <w:pPr>
+      <w:spacing w:line="240" w:lineRule="auto"/>
+    </w:pPr>
+  </w:style>
 </w:styles>
 </file>
 
@@ -2952,16 +2959,4 @@
   </a:objectDefaults>
   <a:extraClrSchemeLst/>
 </a:theme>
-</file>
-
-<file path=customXml/item1.xml><?xml version="1.0" encoding="utf-8"?>
-<b:Sources xmlns:b="http://schemas.openxmlformats.org/officeDocument/2006/bibliography" xmlns="http://schemas.openxmlformats.org/officeDocument/2006/bibliography" SelectedStyle="/APASixthEditionOfficeOnline.xsl" StyleName="APA" Version="6"/>
-</file>
-
-<file path=customXml/itemProps1.xml><?xml version="1.0" encoding="utf-8"?>
-<ds:datastoreItem xmlns:ds="http://schemas.openxmlformats.org/officeDocument/2006/customXml" ds:itemID="{61B61F38-9330-0C48-B455-EE67C278878B}">
-  <ds:schemaRefs>
-    <ds:schemaRef ds:uri="http://schemas.openxmlformats.org/officeDocument/2006/bibliography"/>
-  </ds:schemaRefs>
-</ds:datastoreItem>
 </file>